--- a/R1_T09_01_Strukture_Razlomak.docx
+++ b/R1_T09_01_Strukture_Razlomak.docx
@@ -1,6 +1,6 @@
 
 <file path=word/document.xml><?xml version="1.0" encoding="utf-8"?>
-<w:document xmlns:wpc="http://schemas.microsoft.com/office/word/2010/wordprocessingCanvas" xmlns:cx="http://schemas.microsoft.com/office/drawing/2014/chartex" xmlns:cx1="http://schemas.microsoft.com/office/drawing/2015/9/8/chartex" xmlns:cx2="http://schemas.microsoft.com/office/drawing/2015/10/21/chartex" xmlns:cx3="http://schemas.microsoft.com/office/drawing/2016/5/9/chartex" xmlns:cx4="http://schemas.microsoft.com/office/drawing/2016/5/10/chartex" xmlns:cx5="http://schemas.microsoft.com/office/drawing/2016/5/11/chartex" xmlns:cx6="http://schemas.microsoft.com/office/drawing/2016/5/12/chartex" xmlns:cx7="http://schemas.microsoft.com/office/drawing/2016/5/13/chartex" xmlns:cx8="http://schemas.microsoft.com/office/drawing/2016/5/14/chartex" xmlns:mc="http://schemas.openxmlformats.org/markup-compatibility/2006" xmlns:aink="http://schemas.microsoft.com/office/drawing/2016/ink" xmlns:am3d="http://schemas.microsoft.com/office/drawing/2017/model3d" xmlns:o="urn:schemas-microsoft-com:office:office" xmlns:r="http://schemas.openxmlformats.org/officeDocument/2006/relationships" xmlns:m="http://schemas.openxmlformats.org/officeDocument/2006/math" xmlns:v="urn:schemas-microsoft-com:vml" xmlns:wp14="http://schemas.microsoft.com/office/word/2010/wordprocessingDrawing" xmlns:wp="http://schemas.openxmlformats.org/drawingml/2006/wordprocessingDrawing" xmlns:w10="urn:schemas-microsoft-com:office:word" xmlns:w="http://schemas.openxmlformats.org/wordprocessingml/2006/main" xmlns:w14="http://schemas.microsoft.com/office/word/2010/wordml" xmlns:w15="http://schemas.microsoft.com/office/word/2012/wordml" xmlns:w16cex="http://schemas.microsoft.com/office/word/2018/wordml/cex" xmlns:w16cid="http://schemas.microsoft.com/office/word/2016/wordml/cid" xmlns:w16="http://schemas.microsoft.com/office/word/2018/wordml" xmlns:w16se="http://schemas.microsoft.com/office/word/2015/wordml/symex" xmlns:wpg="http://schemas.microsoft.com/office/word/2010/wordprocessingGroup" xmlns:wpi="http://schemas.microsoft.com/office/word/2010/wordprocessingInk" xmlns:wne="http://schemas.microsoft.com/office/word/2006/wordml" xmlns:wps="http://schemas.microsoft.com/office/word/2010/wordprocessingShape" mc:Ignorable="w14 w15 w16se w16cid w16 w16cex wp14">
+<w:document xmlns:wpc="http://schemas.microsoft.com/office/word/2010/wordprocessingCanvas" xmlns:cx="http://schemas.microsoft.com/office/drawing/2014/chartex" xmlns:cx1="http://schemas.microsoft.com/office/drawing/2015/9/8/chartex" xmlns:cx2="http://schemas.microsoft.com/office/drawing/2015/10/21/chartex" xmlns:cx3="http://schemas.microsoft.com/office/drawing/2016/5/9/chartex" xmlns:cx4="http://schemas.microsoft.com/office/drawing/2016/5/10/chartex" xmlns:cx5="http://schemas.microsoft.com/office/drawing/2016/5/11/chartex" xmlns:cx6="http://schemas.microsoft.com/office/drawing/2016/5/12/chartex" xmlns:cx7="http://schemas.microsoft.com/office/drawing/2016/5/13/chartex" xmlns:cx8="http://schemas.microsoft.com/office/drawing/2016/5/14/chartex" xmlns:mc="http://schemas.openxmlformats.org/markup-compatibility/2006" xmlns:aink="http://schemas.microsoft.com/office/drawing/2016/ink" xmlns:am3d="http://schemas.microsoft.com/office/drawing/2017/model3d" xmlns:o="urn:schemas-microsoft-com:office:office" xmlns:oel="http://schemas.microsoft.com/office/2019/extlst" xmlns:r="http://schemas.openxmlformats.org/officeDocument/2006/relationships" xmlns:m="http://schemas.openxmlformats.org/officeDocument/2006/math" xmlns:v="urn:schemas-microsoft-com:vml" xmlns:wp14="http://schemas.microsoft.com/office/word/2010/wordprocessingDrawing" xmlns:wp="http://schemas.openxmlformats.org/drawingml/2006/wordprocessingDrawing" xmlns:w10="urn:schemas-microsoft-com:office:word" xmlns:w="http://schemas.openxmlformats.org/wordprocessingml/2006/main" xmlns:w14="http://schemas.microsoft.com/office/word/2010/wordml" xmlns:w15="http://schemas.microsoft.com/office/word/2012/wordml" xmlns:w16cex="http://schemas.microsoft.com/office/word/2018/wordml/cex" xmlns:w16cid="http://schemas.microsoft.com/office/word/2016/wordml/cid" xmlns:w16="http://schemas.microsoft.com/office/word/2018/wordml" xmlns:w16du="http://schemas.microsoft.com/office/word/2023/wordml/word16du" xmlns:w16sdtdh="http://schemas.microsoft.com/office/word/2020/wordml/sdtdatahash" xmlns:w16sdtfl="http://schemas.microsoft.com/office/word/2024/wordml/sdtformatlock" xmlns:w16se="http://schemas.microsoft.com/office/word/2015/wordml/symex" xmlns:wpg="http://schemas.microsoft.com/office/word/2010/wordprocessingGroup" xmlns:wpi="http://schemas.microsoft.com/office/word/2010/wordprocessingInk" xmlns:wne="http://schemas.microsoft.com/office/word/2006/wordml" xmlns:wps="http://schemas.microsoft.com/office/word/2010/wordprocessingShape" mc:Ignorable="w14 w15 w16se w16cid w16 w16cex w16sdtdh w16sdtfl w16du wp14">
   <w:body>
     <w:p>
       <w:pPr>
@@ -3194,7 +3194,7 @@
         <w:rPr>
           <w:lang w:val="sr-Cyrl-RS"/>
         </w:rPr>
-        <w:t>Структуре нису редференцирани, него вредносни тип података</w:t>
+        <w:t>Структуре нису референцирани, него вредносни тип података</w:t>
       </w:r>
     </w:p>
     <w:p>
@@ -7879,9 +7879,8 @@
                 <w:szCs w:val="16"/>
                 <w:lang w:val="en-US"/>
               </w:rPr>
-              <w:t xml:space="preserve">    </w:t>
-            </w:r>
-            <w:proofErr w:type="spellStart"/>
+              <w:t xml:space="preserve">    cin &gt;&gt; r</w:t>
+            </w:r>
             <w:r>
               <w:rPr>
                 <w:rFonts w:ascii="Consolas" w:hAnsi="Consolas"/>
@@ -7889,9 +7888,8 @@
                 <w:szCs w:val="16"/>
                 <w:lang w:val="en-US"/>
               </w:rPr>
-              <w:t>cin</w:t>
-            </w:r>
-            <w:proofErr w:type="spellEnd"/>
+              <w:t>1</w:t>
+            </w:r>
             <w:r>
               <w:rPr>
                 <w:rFonts w:ascii="Consolas" w:hAnsi="Consolas"/>
@@ -7899,9 +7897,8 @@
                 <w:szCs w:val="16"/>
                 <w:lang w:val="en-US"/>
               </w:rPr>
-              <w:t xml:space="preserve"> &gt;&gt; r</w:t>
-            </w:r>
-            <w:proofErr w:type="gramStart"/>
+              <w:t>.brojilac &gt;&gt; c &gt;&gt; r</w:t>
+            </w:r>
             <w:r>
               <w:rPr>
                 <w:rFonts w:ascii="Consolas" w:hAnsi="Consolas"/>
@@ -7918,18 +7915,18 @@
                 <w:szCs w:val="16"/>
                 <w:lang w:val="en-US"/>
               </w:rPr>
-              <w:t>.brojilac</w:t>
-            </w:r>
-            <w:proofErr w:type="gramEnd"/>
-            <w:r>
+              <w:t>.imenilac;</w:t>
+            </w:r>
+          </w:p>
+          <w:p>
+            <w:pPr>
               <w:rPr>
                 <w:rFonts w:ascii="Consolas" w:hAnsi="Consolas"/>
                 <w:sz w:val="16"/>
                 <w:szCs w:val="16"/>
                 <w:lang w:val="en-US"/>
               </w:rPr>
-              <w:t xml:space="preserve"> &gt;&gt; c &gt;&gt; r</w:t>
-            </w:r>
+            </w:pPr>
             <w:r>
               <w:rPr>
                 <w:rFonts w:ascii="Consolas" w:hAnsi="Consolas"/>
@@ -7937,7 +7934,7 @@
                 <w:szCs w:val="16"/>
                 <w:lang w:val="en-US"/>
               </w:rPr>
-              <w:t>1</w:t>
+              <w:t xml:space="preserve">    cin &gt;&gt; r</w:t>
             </w:r>
             <w:r>
               <w:rPr>
@@ -7946,75 +7943,16 @@
                 <w:szCs w:val="16"/>
                 <w:lang w:val="en-US"/>
               </w:rPr>
-              <w:t>.imenilac;</w:t>
-            </w:r>
-          </w:p>
-          <w:p>
-            <w:pPr>
+              <w:t>2</w:t>
+            </w:r>
+            <w:r>
               <w:rPr>
                 <w:rFonts w:ascii="Consolas" w:hAnsi="Consolas"/>
                 <w:sz w:val="16"/>
                 <w:szCs w:val="16"/>
                 <w:lang w:val="en-US"/>
               </w:rPr>
-            </w:pPr>
-            <w:r>
-              <w:rPr>
-                <w:rFonts w:ascii="Consolas" w:hAnsi="Consolas"/>
-                <w:sz w:val="16"/>
-                <w:szCs w:val="16"/>
-                <w:lang w:val="en-US"/>
-              </w:rPr>
-              <w:t xml:space="preserve">    </w:t>
-            </w:r>
-            <w:proofErr w:type="spellStart"/>
-            <w:r>
-              <w:rPr>
-                <w:rFonts w:ascii="Consolas" w:hAnsi="Consolas"/>
-                <w:sz w:val="16"/>
-                <w:szCs w:val="16"/>
-                <w:lang w:val="en-US"/>
-              </w:rPr>
-              <w:t>cin</w:t>
-            </w:r>
-            <w:proofErr w:type="spellEnd"/>
-            <w:r>
-              <w:rPr>
-                <w:rFonts w:ascii="Consolas" w:hAnsi="Consolas"/>
-                <w:sz w:val="16"/>
-                <w:szCs w:val="16"/>
-                <w:lang w:val="en-US"/>
-              </w:rPr>
-              <w:t xml:space="preserve"> &gt;&gt; r</w:t>
-            </w:r>
-            <w:proofErr w:type="gramStart"/>
-            <w:r>
-              <w:rPr>
-                <w:rFonts w:ascii="Consolas" w:hAnsi="Consolas"/>
-                <w:sz w:val="16"/>
-                <w:szCs w:val="16"/>
-                <w:lang w:val="en-US"/>
-              </w:rPr>
-              <w:t>2</w:t>
-            </w:r>
-            <w:r>
-              <w:rPr>
-                <w:rFonts w:ascii="Consolas" w:hAnsi="Consolas"/>
-                <w:sz w:val="16"/>
-                <w:szCs w:val="16"/>
-                <w:lang w:val="en-US"/>
-              </w:rPr>
-              <w:t>.brojilac</w:t>
-            </w:r>
-            <w:proofErr w:type="gramEnd"/>
-            <w:r>
-              <w:rPr>
-                <w:rFonts w:ascii="Consolas" w:hAnsi="Consolas"/>
-                <w:sz w:val="16"/>
-                <w:szCs w:val="16"/>
-                <w:lang w:val="en-US"/>
-              </w:rPr>
-              <w:t xml:space="preserve"> &gt;&gt; c &gt;&gt; r</w:t>
+              <w:t>.brojilac &gt;&gt; c &gt;&gt; r</w:t>
             </w:r>
             <w:r>
               <w:rPr>
@@ -16053,35 +15991,18 @@
         </w:rPr>
         <w:t xml:space="preserve">На крају, потребно је да допишемо наредбе којима ћемо максимално скратити вредности разломка, користећи уобичајена правила из математике. Да би скратили разломак потребно је да израчунамо највећи заједнички делилац (НЗД) за именилац и бројилац. Пожељено је да напишемо методу (функцију) за израчунавање најмањег заједничког делиоца (НЗД) два природна броја, коришћењем Еуклидовог алгоритма. Препорука је да се мало подсетимо </w:t>
       </w:r>
-      <w:r>
-        <w:fldChar w:fldCharType="begin"/>
-      </w:r>
-      <w:r>
-        <w:instrText xml:space="preserve"> HYPERLINK "https://docs.google.com/document/d/1J4zX6oqvWgAVyX71HgqcivmLN3FAeQQj/edit?usp=drive_link&amp;ouid=104876727486165296984&amp;rtpof=true&amp;sd=true" </w:instrText>
-      </w:r>
-      <w:r>
-        <w:fldChar w:fldCharType="separate"/>
-      </w:r>
-      <w:r>
-        <w:rPr>
-          <w:rStyle w:val="Hyperlink"/>
-          <w:rFonts w:cstheme="minorHAnsi"/>
-          <w:b/>
-          <w:bCs/>
-          <w:lang w:val="sr-Cyrl-RS"/>
-        </w:rPr>
-        <w:t>Еуклидовог алгоритма</w:t>
-      </w:r>
-      <w:r>
-        <w:rPr>
-          <w:rStyle w:val="Hyperlink"/>
-          <w:rFonts w:cstheme="minorHAnsi"/>
-          <w:b/>
-          <w:bCs/>
-          <w:lang w:val="sr-Cyrl-RS"/>
-        </w:rPr>
-        <w:fldChar w:fldCharType="end"/>
-      </w:r>
+      <w:hyperlink r:id="rId8" w:history="1">
+        <w:r>
+          <w:rPr>
+            <w:rStyle w:val="Hyperlink"/>
+            <w:rFonts w:cstheme="minorHAnsi"/>
+            <w:b/>
+            <w:bCs/>
+            <w:lang w:val="sr-Cyrl-RS"/>
+          </w:rPr>
+          <w:t>Еуклидовог алгоритма</w:t>
+        </w:r>
+      </w:hyperlink>
       <w:r>
         <w:rPr>
           <w:rFonts w:cstheme="minorHAnsi"/>
@@ -16304,6 +16225,17 @@
           </w:p>
           <w:p>
             <w:pPr>
+              <w:rPr>
+                <w:rFonts w:ascii="Consolas" w:eastAsia="Times New Roman" w:hAnsi="Consolas" w:cs="Times New Roman"/>
+                <w:color w:val="000000"/>
+                <w:sz w:val="16"/>
+                <w:szCs w:val="16"/>
+                <w:lang w:eastAsia="sr-Latn-RS"/>
+              </w:rPr>
+            </w:pPr>
+          </w:p>
+          <w:p>
+            <w:pPr>
               <w:autoSpaceDE w:val="0"/>
               <w:autoSpaceDN w:val="0"/>
               <w:adjustRightInd w:val="0"/>
@@ -19284,6 +19216,43 @@
                 <w:szCs w:val="16"/>
               </w:rPr>
               <w:t xml:space="preserve">        r.imenilac = a.imenilac * b.imenilac;</w:t>
+            </w:r>
+            <w:r>
+              <w:rPr>
+                <w:rFonts w:ascii="Consolas" w:hAnsi="Consolas" w:cs="Consolas"/>
+                <w:color w:val="000000"/>
+                <w:sz w:val="16"/>
+                <w:szCs w:val="16"/>
+              </w:rPr>
+              <w:br/>
+              <w:t xml:space="preserve">        </w:t>
+            </w:r>
+            <w:r>
+              <w:rPr>
+                <w:rFonts w:ascii="Consolas" w:hAnsi="Consolas" w:cs="Consolas"/>
+                <w:color w:val="000000"/>
+                <w:sz w:val="16"/>
+                <w:szCs w:val="16"/>
+              </w:rPr>
+              <w:t>skrati(</w:t>
+            </w:r>
+            <w:r>
+              <w:rPr>
+                <w:rFonts w:ascii="Consolas" w:hAnsi="Consolas" w:cs="Consolas"/>
+                <w:color w:val="0000FF"/>
+                <w:sz w:val="16"/>
+                <w:szCs w:val="16"/>
+              </w:rPr>
+              <w:t>ref</w:t>
+            </w:r>
+            <w:r>
+              <w:rPr>
+                <w:rFonts w:ascii="Consolas" w:hAnsi="Consolas" w:cs="Consolas"/>
+                <w:color w:val="000000"/>
+                <w:sz w:val="16"/>
+                <w:szCs w:val="16"/>
+              </w:rPr>
+              <w:t xml:space="preserve"> r);</w:t>
             </w:r>
           </w:p>
           <w:p>
@@ -21368,7 +21337,6 @@
         </w:rPr>
         <w:t>u</w:t>
       </w:r>
-      <w:proofErr w:type="spellStart"/>
       <w:r>
         <w:rPr>
           <w:rFonts w:ascii="Consolas" w:hAnsi="Consolas" w:cstheme="minorHAnsi"/>
@@ -21380,7 +21348,6 @@
         </w:rPr>
         <w:t>ple</w:t>
       </w:r>
-      <w:proofErr w:type="spellEnd"/>
       <w:r>
         <w:rPr>
           <w:rFonts w:cstheme="minorHAnsi"/>
@@ -21388,7 +21355,7 @@
         </w:rPr>
         <w:t xml:space="preserve">), што ће бити обијашњено у </w:t>
       </w:r>
-      <w:hyperlink r:id="rId8" w:history="1">
+      <w:hyperlink r:id="rId9" w:history="1">
         <w:r>
           <w:rPr>
             <w:rStyle w:val="Hyperlink"/>
@@ -21664,7 +21631,7 @@
         </w:rPr>
         <w:t xml:space="preserve">: </w:t>
       </w:r>
-      <w:hyperlink r:id="rId9" w:history="1">
+      <w:hyperlink r:id="rId10" w:history="1">
         <w:r>
           <w:rPr>
             <w:rStyle w:val="Hyperlink"/>
@@ -21713,7 +21680,7 @@
         </w:rPr>
         <w:t xml:space="preserve">: Задатак: </w:t>
       </w:r>
-      <w:hyperlink r:id="rId10" w:history="1">
+      <w:hyperlink r:id="rId11" w:history="1">
         <w:r>
           <w:rPr>
             <w:rStyle w:val="Hyperlink"/>
@@ -21752,115 +21719,6 @@
           <w:lang w:val="sr-Cyrl-RS"/>
         </w:rPr>
         <w:t xml:space="preserve">Википедија: </w:t>
-      </w:r>
-      <w:hyperlink r:id="rId11" w:history="1">
-        <w:r>
-          <w:rPr>
-            <w:rStyle w:val="Hyperlink"/>
-            <w:rFonts w:cstheme="minorHAnsi"/>
-            <w:b/>
-            <w:bCs/>
-            <w:lang w:val="sr-Cyrl-RS"/>
-          </w:rPr>
-          <w:t>Еуклидов алгоритам</w:t>
-        </w:r>
-      </w:hyperlink>
-      <w:r>
-        <w:rPr>
-          <w:rFonts w:cstheme="minorHAnsi"/>
-          <w:lang w:val="sr-Cyrl-RS"/>
-        </w:rPr>
-        <w:t>.</w:t>
-      </w:r>
-    </w:p>
-    <w:p>
-      <w:pPr>
-        <w:pStyle w:val="ListParagraph"/>
-        <w:numPr>
-          <w:ilvl w:val="0"/>
-          <w:numId w:val="9"/>
-        </w:numPr>
-        <w:spacing w:after="120" w:line="240" w:lineRule="auto"/>
-        <w:rPr>
-          <w:rFonts w:ascii="Calibri" w:eastAsia="Times New Roman" w:hAnsi="Calibri" w:cs="Times New Roman"/>
-          <w:lang w:val="sr-Cyrl-RS" w:eastAsia="sr-Latn-RS"/>
-        </w:rPr>
-      </w:pPr>
-      <w:r>
-        <w:rPr>
-          <w:rFonts w:cstheme="minorHAnsi"/>
-          <w:lang w:val="sr-Cyrl-RS"/>
-        </w:rPr>
-        <w:t xml:space="preserve">Обавезно пажљиво прочитати лекцију </w:t>
-      </w:r>
-      <w:r>
-        <w:rPr>
-          <w:rFonts w:cstheme="minorHAnsi"/>
-          <w:b/>
-          <w:bCs/>
-          <w:lang w:val="sr-Cyrl-RS"/>
-        </w:rPr>
-        <w:t>Еуклидов алгоритам</w:t>
-      </w:r>
-      <w:r>
-        <w:rPr>
-          <w:rFonts w:cstheme="minorHAnsi"/>
-          <w:lang w:val="sr-Cyrl-RS"/>
-        </w:rPr>
-        <w:t xml:space="preserve"> у оквиру </w:t>
-      </w:r>
-      <w:r>
-        <w:rPr>
-          <w:rFonts w:cstheme="minorHAnsi"/>
-          <w:b/>
-          <w:bCs/>
-          <w:lang w:val="sr-Cyrl-RS"/>
-        </w:rPr>
-        <w:t>теме 5.5 Дељивост</w:t>
-      </w:r>
-      <w:r>
-        <w:rPr>
-          <w:rFonts w:cstheme="minorHAnsi"/>
-          <w:lang w:val="sr-Cyrl-RS"/>
-        </w:rPr>
-        <w:t xml:space="preserve"> на </w:t>
-      </w:r>
-      <w:r>
-        <w:rPr>
-          <w:rFonts w:cstheme="minorHAnsi"/>
-          <w:b/>
-          <w:bCs/>
-          <w:lang w:val="sr-Cyrl-RS"/>
-        </w:rPr>
-        <w:t>курсу на Петљи за 1. разред</w:t>
-      </w:r>
-      <w:r>
-        <w:rPr>
-          <w:rFonts w:cstheme="minorHAnsi"/>
-          <w:lang w:val="sr-Cyrl-RS"/>
-        </w:rPr>
-        <w:t>.</w:t>
-      </w:r>
-    </w:p>
-    <w:p>
-      <w:pPr>
-        <w:pStyle w:val="ListParagraph"/>
-        <w:numPr>
-          <w:ilvl w:val="0"/>
-          <w:numId w:val="9"/>
-        </w:numPr>
-        <w:spacing w:after="0" w:line="240" w:lineRule="auto"/>
-        <w:rPr>
-          <w:rFonts w:cstheme="minorHAnsi"/>
-          <w:lang w:val="sr-Cyrl-RS"/>
-        </w:rPr>
-      </w:pPr>
-      <w:r>
-        <w:rPr>
-          <w:rFonts w:cstheme="minorHAnsi"/>
-          <w:lang w:val="sr-Cyrl-RS"/>
-        </w:rPr>
-        <w:t xml:space="preserve">Препорука је и да се пажљиво прочита лекција </w:t>
       </w:r>
       <w:hyperlink r:id="rId12" w:history="1">
         <w:r>
@@ -21889,12 +21747,19 @@
           <w:ilvl w:val="0"/>
           <w:numId w:val="9"/>
         </w:numPr>
-        <w:spacing w:after="0" w:line="240" w:lineRule="auto"/>
-        <w:rPr>
-          <w:rFonts w:cstheme="minorHAnsi"/>
-          <w:lang w:val="sr-Cyrl-RS"/>
+        <w:spacing w:after="120" w:line="240" w:lineRule="auto"/>
+        <w:rPr>
+          <w:rFonts w:ascii="Calibri" w:eastAsia="Times New Roman" w:hAnsi="Calibri" w:cs="Times New Roman"/>
+          <w:lang w:val="sr-Cyrl-RS" w:eastAsia="sr-Latn-RS"/>
         </w:rPr>
       </w:pPr>
+      <w:r>
+        <w:rPr>
+          <w:rFonts w:cstheme="minorHAnsi"/>
+          <w:lang w:val="sr-Cyrl-RS"/>
+        </w:rPr>
+        <w:t xml:space="preserve">Обавезно пажљиво прочитати лекцију </w:t>
+      </w:r>
       <w:r>
         <w:rPr>
           <w:rFonts w:cstheme="minorHAnsi"/>
@@ -21902,21 +21767,14 @@
           <w:bCs/>
           <w:lang w:val="sr-Cyrl-RS"/>
         </w:rPr>
-        <w:t>Збирка</w:t>
-      </w:r>
-      <w:r>
-        <w:rPr>
-          <w:rFonts w:cstheme="minorHAnsi"/>
-          <w:lang w:val="sr-Cyrl-RS"/>
-        </w:rPr>
-        <w:t xml:space="preserve"> </w:t>
-      </w:r>
-      <w:r>
-        <w:rPr>
-          <w:rFonts w:cstheme="minorHAnsi"/>
-          <w:lang w:val="sr-Cyrl-RS"/>
-        </w:rPr>
-        <w:t xml:space="preserve">на Петљи: </w:t>
+        <w:t>Еуклидов алгоритам</w:t>
+      </w:r>
+      <w:r>
+        <w:rPr>
+          <w:rFonts w:cstheme="minorHAnsi"/>
+          <w:lang w:val="sr-Cyrl-RS"/>
+        </w:rPr>
+        <w:t xml:space="preserve"> у оквиру </w:t>
       </w:r>
       <w:r>
         <w:rPr>
@@ -21925,6 +21783,115 @@
           <w:bCs/>
           <w:lang w:val="sr-Cyrl-RS"/>
         </w:rPr>
+        <w:t>теме 5.5 Дељивост</w:t>
+      </w:r>
+      <w:r>
+        <w:rPr>
+          <w:rFonts w:cstheme="minorHAnsi"/>
+          <w:lang w:val="sr-Cyrl-RS"/>
+        </w:rPr>
+        <w:t xml:space="preserve"> на </w:t>
+      </w:r>
+      <w:r>
+        <w:rPr>
+          <w:rFonts w:cstheme="minorHAnsi"/>
+          <w:b/>
+          <w:bCs/>
+          <w:lang w:val="sr-Cyrl-RS"/>
+        </w:rPr>
+        <w:t>курсу на Петљи за 1. разред</w:t>
+      </w:r>
+      <w:r>
+        <w:rPr>
+          <w:rFonts w:cstheme="minorHAnsi"/>
+          <w:lang w:val="sr-Cyrl-RS"/>
+        </w:rPr>
+        <w:t>.</w:t>
+      </w:r>
+    </w:p>
+    <w:p>
+      <w:pPr>
+        <w:pStyle w:val="ListParagraph"/>
+        <w:numPr>
+          <w:ilvl w:val="0"/>
+          <w:numId w:val="9"/>
+        </w:numPr>
+        <w:spacing w:after="0" w:line="240" w:lineRule="auto"/>
+        <w:rPr>
+          <w:rFonts w:cstheme="minorHAnsi"/>
+          <w:lang w:val="sr-Cyrl-RS"/>
+        </w:rPr>
+      </w:pPr>
+      <w:r>
+        <w:rPr>
+          <w:rFonts w:cstheme="minorHAnsi"/>
+          <w:lang w:val="sr-Cyrl-RS"/>
+        </w:rPr>
+        <w:t xml:space="preserve">Препорука је и да се пажљиво прочита лекција </w:t>
+      </w:r>
+      <w:hyperlink r:id="rId13" w:history="1">
+        <w:r>
+          <w:rPr>
+            <w:rStyle w:val="Hyperlink"/>
+            <w:rFonts w:cstheme="minorHAnsi"/>
+            <w:b/>
+            <w:bCs/>
+            <w:lang w:val="sr-Cyrl-RS"/>
+          </w:rPr>
+          <w:t>Еуклидов алгоритам</w:t>
+        </w:r>
+      </w:hyperlink>
+      <w:r>
+        <w:rPr>
+          <w:rFonts w:cstheme="minorHAnsi"/>
+          <w:lang w:val="sr-Cyrl-RS"/>
+        </w:rPr>
+        <w:t>.</w:t>
+      </w:r>
+    </w:p>
+    <w:p>
+      <w:pPr>
+        <w:pStyle w:val="ListParagraph"/>
+        <w:numPr>
+          <w:ilvl w:val="0"/>
+          <w:numId w:val="9"/>
+        </w:numPr>
+        <w:spacing w:after="0" w:line="240" w:lineRule="auto"/>
+        <w:rPr>
+          <w:rFonts w:cstheme="minorHAnsi"/>
+          <w:lang w:val="sr-Cyrl-RS"/>
+        </w:rPr>
+      </w:pPr>
+      <w:r>
+        <w:rPr>
+          <w:rFonts w:cstheme="minorHAnsi"/>
+          <w:b/>
+          <w:bCs/>
+          <w:lang w:val="sr-Cyrl-RS"/>
+        </w:rPr>
+        <w:t>Збирка</w:t>
+      </w:r>
+      <w:r>
+        <w:rPr>
+          <w:rFonts w:cstheme="minorHAnsi"/>
+          <w:lang w:val="sr-Cyrl-RS"/>
+        </w:rPr>
+        <w:t xml:space="preserve"> </w:t>
+      </w:r>
+      <w:r>
+        <w:rPr>
+          <w:rFonts w:cstheme="minorHAnsi"/>
+          <w:lang w:val="sr-Cyrl-RS"/>
+        </w:rPr>
+        <w:t xml:space="preserve">на Петљи: </w:t>
+      </w:r>
+      <w:r>
+        <w:rPr>
+          <w:rFonts w:cstheme="minorHAnsi"/>
+          <w:b/>
+          <w:bCs/>
+          <w:lang w:val="sr-Cyrl-RS"/>
+        </w:rPr>
         <w:t>Методичка збирка задатака из основа програмирања</w:t>
       </w:r>
       <w:r>
@@ -21934,7 +21901,7 @@
         </w:rPr>
         <w:t xml:space="preserve">: </w:t>
       </w:r>
-      <w:hyperlink r:id="rId13" w:history="1">
+      <w:hyperlink r:id="rId14" w:history="1">
         <w:r>
           <w:rPr>
             <w:rStyle w:val="Hyperlink"/>
@@ -22001,14 +21968,30 @@
         </w:rPr>
         <w:t xml:space="preserve">: </w:t>
       </w:r>
-      <w:hyperlink r:id="rId14" w:history="1">
+      <w:hyperlink r:id="rId15" w:history="1">
         <w:r>
           <w:rPr>
             <w:rStyle w:val="Hyperlink"/>
             <w:rFonts w:cstheme="minorHAnsi"/>
             <w:lang w:val="sr-Cyrl-RS"/>
           </w:rPr>
-          <w:t>Дељивост: НЗД и Еуклидов алгоритам</w:t>
+          <w:t>Дељивост: НЗД и Еукл</w:t>
+        </w:r>
+        <w:r>
+          <w:rPr>
+            <w:rStyle w:val="Hyperlink"/>
+            <w:rFonts w:cstheme="minorHAnsi"/>
+            <w:lang w:val="sr-Cyrl-RS"/>
+          </w:rPr>
+          <w:t>и</w:t>
+        </w:r>
+        <w:r>
+          <w:rPr>
+            <w:rStyle w:val="Hyperlink"/>
+            <w:rFonts w:cstheme="minorHAnsi"/>
+            <w:lang w:val="sr-Cyrl-RS"/>
+          </w:rPr>
+          <w:t>дов алгоритам</w:t>
         </w:r>
       </w:hyperlink>
       <w:r>
@@ -22046,7 +22029,7 @@
         </w:rPr>
         <w:t xml:space="preserve">: </w:t>
       </w:r>
-      <w:hyperlink r:id="rId15" w:history="1">
+      <w:hyperlink r:id="rId16" w:history="1">
         <w:r>
           <w:rPr>
             <w:rStyle w:val="Hyperlink"/>
@@ -22098,7 +22081,7 @@
         </w:rPr>
         <w:t xml:space="preserve"> </w:t>
       </w:r>
-      <w:hyperlink r:id="rId16" w:history="1">
+      <w:hyperlink r:id="rId17" w:history="1">
         <w:r>
           <w:rPr>
             <w:rStyle w:val="Hyperlink"/>
@@ -22162,7 +22145,7 @@
         </w:rPr>
         <w:t xml:space="preserve"> </w:t>
       </w:r>
-      <w:hyperlink r:id="rId17" w:history="1">
+      <w:hyperlink r:id="rId18" w:history="1">
         <w:r>
           <w:rPr>
             <w:rStyle w:val="Hyperlink"/>
@@ -22181,17 +22164,7 @@
             <w:bCs/>
             <w:lang w:val="en-US"/>
           </w:rPr>
-          <w:t>C</w:t>
-        </w:r>
-        <w:r>
-          <w:rPr>
-            <w:rStyle w:val="Hyperlink"/>
-            <w:rFonts w:cstheme="minorHAnsi"/>
-            <w:b/>
-            <w:bCs/>
-            <w:lang w:val="en-US"/>
-          </w:rPr>
-          <w:t>++</w:t>
+          <w:t>C++</w:t>
         </w:r>
       </w:hyperlink>
       <w:r>
@@ -22222,7 +22195,7 @@
         </w:rPr>
         <w:t xml:space="preserve">Арена: Задатак: </w:t>
       </w:r>
-      <w:hyperlink r:id="rId18" w:anchor="tab_132694" w:history="1">
+      <w:hyperlink r:id="rId19" w:anchor="tab_132694" w:history="1">
         <w:r>
           <w:rPr>
             <w:rStyle w:val="Hyperlink"/>
@@ -22260,7 +22233,7 @@
         </w:rPr>
         <w:t xml:space="preserve">Арена: Структурни тип: Задаци за вежбање: </w:t>
       </w:r>
-      <w:hyperlink r:id="rId19" w:history="1">
+      <w:hyperlink r:id="rId20" w:history="1">
         <w:r>
           <w:rPr>
             <w:rStyle w:val="Hyperlink"/>
@@ -22281,7 +22254,7 @@
       </w:r>
     </w:p>
     <w:sectPr>
-      <w:headerReference w:type="default" r:id="rId20"/>
+      <w:headerReference w:type="default" r:id="rId21"/>
       <w:pgSz w:w="11906" w:h="16838" w:code="9"/>
       <w:pgMar w:top="851" w:right="851" w:bottom="567" w:left="851" w:header="709" w:footer="709" w:gutter="0"/>
       <w:cols w:space="708"/>
@@ -22292,7 +22265,7 @@
 </file>
 
 <file path=word/endnotes.xml><?xml version="1.0" encoding="utf-8"?>
-<w:endnotes xmlns:wpc="http://schemas.microsoft.com/office/word/2010/wordprocessingCanvas" xmlns:cx="http://schemas.microsoft.com/office/drawing/2014/chartex" xmlns:cx1="http://schemas.microsoft.com/office/drawing/2015/9/8/chartex" xmlns:cx2="http://schemas.microsoft.com/office/drawing/2015/10/21/chartex" xmlns:cx3="http://schemas.microsoft.com/office/drawing/2016/5/9/chartex" xmlns:cx4="http://schemas.microsoft.com/office/drawing/2016/5/10/chartex" xmlns:cx5="http://schemas.microsoft.com/office/drawing/2016/5/11/chartex" xmlns:cx6="http://schemas.microsoft.com/office/drawing/2016/5/12/chartex" xmlns:cx7="http://schemas.microsoft.com/office/drawing/2016/5/13/chartex" xmlns:cx8="http://schemas.microsoft.com/office/drawing/2016/5/14/chartex" xmlns:mc="http://schemas.openxmlformats.org/markup-compatibility/2006" xmlns:aink="http://schemas.microsoft.com/office/drawing/2016/ink" xmlns:am3d="http://schemas.microsoft.com/office/drawing/2017/model3d" xmlns:o="urn:schemas-microsoft-com:office:office" xmlns:r="http://schemas.openxmlformats.org/officeDocument/2006/relationships" xmlns:m="http://schemas.openxmlformats.org/officeDocument/2006/math" xmlns:v="urn:schemas-microsoft-com:vml" xmlns:wp14="http://schemas.microsoft.com/office/word/2010/wordprocessingDrawing" xmlns:wp="http://schemas.openxmlformats.org/drawingml/2006/wordprocessingDrawing" xmlns:w10="urn:schemas-microsoft-com:office:word" xmlns:w="http://schemas.openxmlformats.org/wordprocessingml/2006/main" xmlns:w14="http://schemas.microsoft.com/office/word/2010/wordml" xmlns:w15="http://schemas.microsoft.com/office/word/2012/wordml" xmlns:w16cex="http://schemas.microsoft.com/office/word/2018/wordml/cex" xmlns:w16cid="http://schemas.microsoft.com/office/word/2016/wordml/cid" xmlns:w16="http://schemas.microsoft.com/office/word/2018/wordml" xmlns:w16se="http://schemas.microsoft.com/office/word/2015/wordml/symex" xmlns:wpg="http://schemas.microsoft.com/office/word/2010/wordprocessingGroup" xmlns:wpi="http://schemas.microsoft.com/office/word/2010/wordprocessingInk" xmlns:wne="http://schemas.microsoft.com/office/word/2006/wordml" xmlns:wps="http://schemas.microsoft.com/office/word/2010/wordprocessingShape" mc:Ignorable="w14 w15 w16se w16cid w16 w16cex wp14">
+<w:endnotes xmlns:wpc="http://schemas.microsoft.com/office/word/2010/wordprocessingCanvas" xmlns:cx="http://schemas.microsoft.com/office/drawing/2014/chartex" xmlns:cx1="http://schemas.microsoft.com/office/drawing/2015/9/8/chartex" xmlns:cx2="http://schemas.microsoft.com/office/drawing/2015/10/21/chartex" xmlns:cx3="http://schemas.microsoft.com/office/drawing/2016/5/9/chartex" xmlns:cx4="http://schemas.microsoft.com/office/drawing/2016/5/10/chartex" xmlns:cx5="http://schemas.microsoft.com/office/drawing/2016/5/11/chartex" xmlns:cx6="http://schemas.microsoft.com/office/drawing/2016/5/12/chartex" xmlns:cx7="http://schemas.microsoft.com/office/drawing/2016/5/13/chartex" xmlns:cx8="http://schemas.microsoft.com/office/drawing/2016/5/14/chartex" xmlns:mc="http://schemas.openxmlformats.org/markup-compatibility/2006" xmlns:aink="http://schemas.microsoft.com/office/drawing/2016/ink" xmlns:am3d="http://schemas.microsoft.com/office/drawing/2017/model3d" xmlns:o="urn:schemas-microsoft-com:office:office" xmlns:oel="http://schemas.microsoft.com/office/2019/extlst" xmlns:r="http://schemas.openxmlformats.org/officeDocument/2006/relationships" xmlns:m="http://schemas.openxmlformats.org/officeDocument/2006/math" xmlns:v="urn:schemas-microsoft-com:vml" xmlns:wp14="http://schemas.microsoft.com/office/word/2010/wordprocessingDrawing" xmlns:wp="http://schemas.openxmlformats.org/drawingml/2006/wordprocessingDrawing" xmlns:w10="urn:schemas-microsoft-com:office:word" xmlns:w="http://schemas.openxmlformats.org/wordprocessingml/2006/main" xmlns:w14="http://schemas.microsoft.com/office/word/2010/wordml" xmlns:w15="http://schemas.microsoft.com/office/word/2012/wordml" xmlns:w16cex="http://schemas.microsoft.com/office/word/2018/wordml/cex" xmlns:w16cid="http://schemas.microsoft.com/office/word/2016/wordml/cid" xmlns:w16="http://schemas.microsoft.com/office/word/2018/wordml" xmlns:w16du="http://schemas.microsoft.com/office/word/2023/wordml/word16du" xmlns:w16sdtdh="http://schemas.microsoft.com/office/word/2020/wordml/sdtdatahash" xmlns:w16sdtfl="http://schemas.microsoft.com/office/word/2024/wordml/sdtformatlock" xmlns:w16se="http://schemas.microsoft.com/office/word/2015/wordml/symex" xmlns:wpg="http://schemas.microsoft.com/office/word/2010/wordprocessingGroup" xmlns:wpi="http://schemas.microsoft.com/office/word/2010/wordprocessingInk" xmlns:wne="http://schemas.microsoft.com/office/word/2006/wordml" xmlns:wps="http://schemas.microsoft.com/office/word/2010/wordprocessingShape" mc:Ignorable="w14 w15 w16se w16cid w16 w16cex w16sdtdh w16sdtfl w16du wp14">
   <w:endnote w:type="separator" w:id="-1">
     <w:p>
       <w:pPr>
@@ -22317,7 +22290,7 @@
 </file>
 
 <file path=word/footnotes.xml><?xml version="1.0" encoding="utf-8"?>
-<w:footnotes xmlns:wpc="http://schemas.microsoft.com/office/word/2010/wordprocessingCanvas" xmlns:cx="http://schemas.microsoft.com/office/drawing/2014/chartex" xmlns:cx1="http://schemas.microsoft.com/office/drawing/2015/9/8/chartex" xmlns:cx2="http://schemas.microsoft.com/office/drawing/2015/10/21/chartex" xmlns:cx3="http://schemas.microsoft.com/office/drawing/2016/5/9/chartex" xmlns:cx4="http://schemas.microsoft.com/office/drawing/2016/5/10/chartex" xmlns:cx5="http://schemas.microsoft.com/office/drawing/2016/5/11/chartex" xmlns:cx6="http://schemas.microsoft.com/office/drawing/2016/5/12/chartex" xmlns:cx7="http://schemas.microsoft.com/office/drawing/2016/5/13/chartex" xmlns:cx8="http://schemas.microsoft.com/office/drawing/2016/5/14/chartex" xmlns:mc="http://schemas.openxmlformats.org/markup-compatibility/2006" xmlns:aink="http://schemas.microsoft.com/office/drawing/2016/ink" xmlns:am3d="http://schemas.microsoft.com/office/drawing/2017/model3d" xmlns:o="urn:schemas-microsoft-com:office:office" xmlns:r="http://schemas.openxmlformats.org/officeDocument/2006/relationships" xmlns:m="http://schemas.openxmlformats.org/officeDocument/2006/math" xmlns:v="urn:schemas-microsoft-com:vml" xmlns:wp14="http://schemas.microsoft.com/office/word/2010/wordprocessingDrawing" xmlns:wp="http://schemas.openxmlformats.org/drawingml/2006/wordprocessingDrawing" xmlns:w10="urn:schemas-microsoft-com:office:word" xmlns:w="http://schemas.openxmlformats.org/wordprocessingml/2006/main" xmlns:w14="http://schemas.microsoft.com/office/word/2010/wordml" xmlns:w15="http://schemas.microsoft.com/office/word/2012/wordml" xmlns:w16cex="http://schemas.microsoft.com/office/word/2018/wordml/cex" xmlns:w16cid="http://schemas.microsoft.com/office/word/2016/wordml/cid" xmlns:w16="http://schemas.microsoft.com/office/word/2018/wordml" xmlns:w16se="http://schemas.microsoft.com/office/word/2015/wordml/symex" xmlns:wpg="http://schemas.microsoft.com/office/word/2010/wordprocessingGroup" xmlns:wpi="http://schemas.microsoft.com/office/word/2010/wordprocessingInk" xmlns:wne="http://schemas.microsoft.com/office/word/2006/wordml" xmlns:wps="http://schemas.microsoft.com/office/word/2010/wordprocessingShape" mc:Ignorable="w14 w15 w16se w16cid w16 w16cex wp14">
+<w:footnotes xmlns:wpc="http://schemas.microsoft.com/office/word/2010/wordprocessingCanvas" xmlns:cx="http://schemas.microsoft.com/office/drawing/2014/chartex" xmlns:cx1="http://schemas.microsoft.com/office/drawing/2015/9/8/chartex" xmlns:cx2="http://schemas.microsoft.com/office/drawing/2015/10/21/chartex" xmlns:cx3="http://schemas.microsoft.com/office/drawing/2016/5/9/chartex" xmlns:cx4="http://schemas.microsoft.com/office/drawing/2016/5/10/chartex" xmlns:cx5="http://schemas.microsoft.com/office/drawing/2016/5/11/chartex" xmlns:cx6="http://schemas.microsoft.com/office/drawing/2016/5/12/chartex" xmlns:cx7="http://schemas.microsoft.com/office/drawing/2016/5/13/chartex" xmlns:cx8="http://schemas.microsoft.com/office/drawing/2016/5/14/chartex" xmlns:mc="http://schemas.openxmlformats.org/markup-compatibility/2006" xmlns:aink="http://schemas.microsoft.com/office/drawing/2016/ink" xmlns:am3d="http://schemas.microsoft.com/office/drawing/2017/model3d" xmlns:o="urn:schemas-microsoft-com:office:office" xmlns:oel="http://schemas.microsoft.com/office/2019/extlst" xmlns:r="http://schemas.openxmlformats.org/officeDocument/2006/relationships" xmlns:m="http://schemas.openxmlformats.org/officeDocument/2006/math" xmlns:v="urn:schemas-microsoft-com:vml" xmlns:wp14="http://schemas.microsoft.com/office/word/2010/wordprocessingDrawing" xmlns:wp="http://schemas.openxmlformats.org/drawingml/2006/wordprocessingDrawing" xmlns:w10="urn:schemas-microsoft-com:office:word" xmlns:w="http://schemas.openxmlformats.org/wordprocessingml/2006/main" xmlns:w14="http://schemas.microsoft.com/office/word/2010/wordml" xmlns:w15="http://schemas.microsoft.com/office/word/2012/wordml" xmlns:w16cex="http://schemas.microsoft.com/office/word/2018/wordml/cex" xmlns:w16cid="http://schemas.microsoft.com/office/word/2016/wordml/cid" xmlns:w16="http://schemas.microsoft.com/office/word/2018/wordml" xmlns:w16du="http://schemas.microsoft.com/office/word/2023/wordml/word16du" xmlns:w16sdtdh="http://schemas.microsoft.com/office/word/2020/wordml/sdtdatahash" xmlns:w16sdtfl="http://schemas.microsoft.com/office/word/2024/wordml/sdtformatlock" xmlns:w16se="http://schemas.microsoft.com/office/word/2015/wordml/symex" xmlns:wpg="http://schemas.microsoft.com/office/word/2010/wordprocessingGroup" xmlns:wpi="http://schemas.microsoft.com/office/word/2010/wordprocessingInk" xmlns:wne="http://schemas.microsoft.com/office/word/2006/wordml" xmlns:wps="http://schemas.microsoft.com/office/word/2010/wordprocessingShape" mc:Ignorable="w14 w15 w16se w16cid w16 w16cex w16sdtdh w16sdtfl w16du wp14">
   <w:footnote w:type="separator" w:id="-1">
     <w:p>
       <w:pPr>
@@ -22342,7 +22315,7 @@
 </file>
 
 <file path=word/header1.xml><?xml version="1.0" encoding="utf-8"?>
-<w:hdr xmlns:wpc="http://schemas.microsoft.com/office/word/2010/wordprocessingCanvas" xmlns:cx="http://schemas.microsoft.com/office/drawing/2014/chartex" xmlns:cx1="http://schemas.microsoft.com/office/drawing/2015/9/8/chartex" xmlns:cx2="http://schemas.microsoft.com/office/drawing/2015/10/21/chartex" xmlns:cx3="http://schemas.microsoft.com/office/drawing/2016/5/9/chartex" xmlns:cx4="http://schemas.microsoft.com/office/drawing/2016/5/10/chartex" xmlns:cx5="http://schemas.microsoft.com/office/drawing/2016/5/11/chartex" xmlns:cx6="http://schemas.microsoft.com/office/drawing/2016/5/12/chartex" xmlns:cx7="http://schemas.microsoft.com/office/drawing/2016/5/13/chartex" xmlns:cx8="http://schemas.microsoft.com/office/drawing/2016/5/14/chartex" xmlns:mc="http://schemas.openxmlformats.org/markup-compatibility/2006" xmlns:aink="http://schemas.microsoft.com/office/drawing/2016/ink" xmlns:am3d="http://schemas.microsoft.com/office/drawing/2017/model3d" xmlns:o="urn:schemas-microsoft-com:office:office" xmlns:r="http://schemas.openxmlformats.org/officeDocument/2006/relationships" xmlns:m="http://schemas.openxmlformats.org/officeDocument/2006/math" xmlns:v="urn:schemas-microsoft-com:vml" xmlns:wp14="http://schemas.microsoft.com/office/word/2010/wordprocessingDrawing" xmlns:wp="http://schemas.openxmlformats.org/drawingml/2006/wordprocessingDrawing" xmlns:w10="urn:schemas-microsoft-com:office:word" xmlns:w="http://schemas.openxmlformats.org/wordprocessingml/2006/main" xmlns:w14="http://schemas.microsoft.com/office/word/2010/wordml" xmlns:w15="http://schemas.microsoft.com/office/word/2012/wordml" xmlns:w16cex="http://schemas.microsoft.com/office/word/2018/wordml/cex" xmlns:w16cid="http://schemas.microsoft.com/office/word/2016/wordml/cid" xmlns:w16="http://schemas.microsoft.com/office/word/2018/wordml" xmlns:w16se="http://schemas.microsoft.com/office/word/2015/wordml/symex" xmlns:wpg="http://schemas.microsoft.com/office/word/2010/wordprocessingGroup" xmlns:wpi="http://schemas.microsoft.com/office/word/2010/wordprocessingInk" xmlns:wne="http://schemas.microsoft.com/office/word/2006/wordml" xmlns:wps="http://schemas.microsoft.com/office/word/2010/wordprocessingShape" mc:Ignorable="w14 w15 w16se w16cid w16 w16cex wp14">
+<w:hdr xmlns:wpc="http://schemas.microsoft.com/office/word/2010/wordprocessingCanvas" xmlns:cx="http://schemas.microsoft.com/office/drawing/2014/chartex" xmlns:cx1="http://schemas.microsoft.com/office/drawing/2015/9/8/chartex" xmlns:cx2="http://schemas.microsoft.com/office/drawing/2015/10/21/chartex" xmlns:cx3="http://schemas.microsoft.com/office/drawing/2016/5/9/chartex" xmlns:cx4="http://schemas.microsoft.com/office/drawing/2016/5/10/chartex" xmlns:cx5="http://schemas.microsoft.com/office/drawing/2016/5/11/chartex" xmlns:cx6="http://schemas.microsoft.com/office/drawing/2016/5/12/chartex" xmlns:cx7="http://schemas.microsoft.com/office/drawing/2016/5/13/chartex" xmlns:cx8="http://schemas.microsoft.com/office/drawing/2016/5/14/chartex" xmlns:mc="http://schemas.openxmlformats.org/markup-compatibility/2006" xmlns:aink="http://schemas.microsoft.com/office/drawing/2016/ink" xmlns:am3d="http://schemas.microsoft.com/office/drawing/2017/model3d" xmlns:o="urn:schemas-microsoft-com:office:office" xmlns:oel="http://schemas.microsoft.com/office/2019/extlst" xmlns:r="http://schemas.openxmlformats.org/officeDocument/2006/relationships" xmlns:m="http://schemas.openxmlformats.org/officeDocument/2006/math" xmlns:v="urn:schemas-microsoft-com:vml" xmlns:wp14="http://schemas.microsoft.com/office/word/2010/wordprocessingDrawing" xmlns:wp="http://schemas.openxmlformats.org/drawingml/2006/wordprocessingDrawing" xmlns:w10="urn:schemas-microsoft-com:office:word" xmlns:w="http://schemas.openxmlformats.org/wordprocessingml/2006/main" xmlns:w14="http://schemas.microsoft.com/office/word/2010/wordml" xmlns:w15="http://schemas.microsoft.com/office/word/2012/wordml" xmlns:w16cex="http://schemas.microsoft.com/office/word/2018/wordml/cex" xmlns:w16cid="http://schemas.microsoft.com/office/word/2016/wordml/cid" xmlns:w16="http://schemas.microsoft.com/office/word/2018/wordml" xmlns:w16du="http://schemas.microsoft.com/office/word/2023/wordml/word16du" xmlns:w16sdtdh="http://schemas.microsoft.com/office/word/2020/wordml/sdtdatahash" xmlns:w16sdtfl="http://schemas.microsoft.com/office/word/2024/wordml/sdtformatlock" xmlns:w16se="http://schemas.microsoft.com/office/word/2015/wordml/symex" xmlns:wpg="http://schemas.microsoft.com/office/word/2010/wordprocessingGroup" xmlns:wpi="http://schemas.microsoft.com/office/word/2010/wordprocessingInk" xmlns:wne="http://schemas.microsoft.com/office/word/2006/wordml" xmlns:wps="http://schemas.microsoft.com/office/word/2010/wordprocessingShape" mc:Ignorable="w14 w15 w16se w16cid w16 w16cex w16sdtdh w16sdtfl w16du wp14">
   <w:sdt>
     <w:sdtPr>
       <w:rPr>
@@ -22632,7 +22605,7 @@
 </file>
 
 <file path=word/numbering.xml><?xml version="1.0" encoding="utf-8"?>
-<w:numbering xmlns:wpc="http://schemas.microsoft.com/office/word/2010/wordprocessingCanvas" xmlns:cx="http://schemas.microsoft.com/office/drawing/2014/chartex" xmlns:cx1="http://schemas.microsoft.com/office/drawing/2015/9/8/chartex" xmlns:cx2="http://schemas.microsoft.com/office/drawing/2015/10/21/chartex" xmlns:cx3="http://schemas.microsoft.com/office/drawing/2016/5/9/chartex" xmlns:cx4="http://schemas.microsoft.com/office/drawing/2016/5/10/chartex" xmlns:cx5="http://schemas.microsoft.com/office/drawing/2016/5/11/chartex" xmlns:cx6="http://schemas.microsoft.com/office/drawing/2016/5/12/chartex" xmlns:cx7="http://schemas.microsoft.com/office/drawing/2016/5/13/chartex" xmlns:cx8="http://schemas.microsoft.com/office/drawing/2016/5/14/chartex" xmlns:mc="http://schemas.openxmlformats.org/markup-compatibility/2006" xmlns:aink="http://schemas.microsoft.com/office/drawing/2016/ink" xmlns:am3d="http://schemas.microsoft.com/office/drawing/2017/model3d" xmlns:o="urn:schemas-microsoft-com:office:office" xmlns:r="http://schemas.openxmlformats.org/officeDocument/2006/relationships" xmlns:m="http://schemas.openxmlformats.org/officeDocument/2006/math" xmlns:v="urn:schemas-microsoft-com:vml" xmlns:wp14="http://schemas.microsoft.com/office/word/2010/wordprocessingDrawing" xmlns:wp="http://schemas.openxmlformats.org/drawingml/2006/wordprocessingDrawing" xmlns:w10="urn:schemas-microsoft-com:office:word" xmlns:w="http://schemas.openxmlformats.org/wordprocessingml/2006/main" xmlns:w14="http://schemas.microsoft.com/office/word/2010/wordml" xmlns:w15="http://schemas.microsoft.com/office/word/2012/wordml" xmlns:w16cex="http://schemas.microsoft.com/office/word/2018/wordml/cex" xmlns:w16cid="http://schemas.microsoft.com/office/word/2016/wordml/cid" xmlns:w16="http://schemas.microsoft.com/office/word/2018/wordml" xmlns:w16se="http://schemas.microsoft.com/office/word/2015/wordml/symex" xmlns:wpg="http://schemas.microsoft.com/office/word/2010/wordprocessingGroup" xmlns:wpi="http://schemas.microsoft.com/office/word/2010/wordprocessingInk" xmlns:wne="http://schemas.microsoft.com/office/word/2006/wordml" xmlns:wps="http://schemas.microsoft.com/office/word/2010/wordprocessingShape" mc:Ignorable="w14 w15 w16se w16cid w16 w16cex wp14">
+<w:numbering xmlns:wpc="http://schemas.microsoft.com/office/word/2010/wordprocessingCanvas" xmlns:cx="http://schemas.microsoft.com/office/drawing/2014/chartex" xmlns:cx1="http://schemas.microsoft.com/office/drawing/2015/9/8/chartex" xmlns:cx2="http://schemas.microsoft.com/office/drawing/2015/10/21/chartex" xmlns:cx3="http://schemas.microsoft.com/office/drawing/2016/5/9/chartex" xmlns:cx4="http://schemas.microsoft.com/office/drawing/2016/5/10/chartex" xmlns:cx5="http://schemas.microsoft.com/office/drawing/2016/5/11/chartex" xmlns:cx6="http://schemas.microsoft.com/office/drawing/2016/5/12/chartex" xmlns:cx7="http://schemas.microsoft.com/office/drawing/2016/5/13/chartex" xmlns:cx8="http://schemas.microsoft.com/office/drawing/2016/5/14/chartex" xmlns:mc="http://schemas.openxmlformats.org/markup-compatibility/2006" xmlns:aink="http://schemas.microsoft.com/office/drawing/2016/ink" xmlns:am3d="http://schemas.microsoft.com/office/drawing/2017/model3d" xmlns:o="urn:schemas-microsoft-com:office:office" xmlns:oel="http://schemas.microsoft.com/office/2019/extlst" xmlns:r="http://schemas.openxmlformats.org/officeDocument/2006/relationships" xmlns:m="http://schemas.openxmlformats.org/officeDocument/2006/math" xmlns:v="urn:schemas-microsoft-com:vml" xmlns:wp14="http://schemas.microsoft.com/office/word/2010/wordprocessingDrawing" xmlns:wp="http://schemas.openxmlformats.org/drawingml/2006/wordprocessingDrawing" xmlns:w10="urn:schemas-microsoft-com:office:word" xmlns:w="http://schemas.openxmlformats.org/wordprocessingml/2006/main" xmlns:w14="http://schemas.microsoft.com/office/word/2010/wordml" xmlns:w15="http://schemas.microsoft.com/office/word/2012/wordml" xmlns:w16cex="http://schemas.microsoft.com/office/word/2018/wordml/cex" xmlns:w16cid="http://schemas.microsoft.com/office/word/2016/wordml/cid" xmlns:w16="http://schemas.microsoft.com/office/word/2018/wordml" xmlns:w16du="http://schemas.microsoft.com/office/word/2023/wordml/word16du" xmlns:w16sdtdh="http://schemas.microsoft.com/office/word/2020/wordml/sdtdatahash" xmlns:w16sdtfl="http://schemas.microsoft.com/office/word/2024/wordml/sdtformatlock" xmlns:w16se="http://schemas.microsoft.com/office/word/2015/wordml/symex" xmlns:wpg="http://schemas.microsoft.com/office/word/2010/wordprocessingGroup" xmlns:wpi="http://schemas.microsoft.com/office/word/2010/wordprocessingInk" xmlns:wne="http://schemas.microsoft.com/office/word/2006/wordml" xmlns:wps="http://schemas.microsoft.com/office/word/2010/wordprocessingShape" mc:Ignorable="w14 w15 w16se w16cid w16 w16cex w16sdtdh w16sdtfl w16du wp14">
   <w:abstractNum w:abstractNumId="0" w15:restartNumberingAfterBreak="0">
     <w:nsid w:val="0A9E12CE"/>
     <w:multiLevelType w:val="hybridMultilevel"/>
@@ -24202,52 +24175,52 @@
       </w:rPr>
     </w:lvl>
   </w:abstractNum>
-  <w:num w:numId="1">
+  <w:num w:numId="1" w16cid:durableId="1778139549">
     <w:abstractNumId w:val="3"/>
   </w:num>
-  <w:num w:numId="2">
+  <w:num w:numId="2" w16cid:durableId="1595820902">
     <w:abstractNumId w:val="2"/>
   </w:num>
-  <w:num w:numId="3">
+  <w:num w:numId="3" w16cid:durableId="1037504299">
     <w:abstractNumId w:val="5"/>
   </w:num>
-  <w:num w:numId="4">
+  <w:num w:numId="4" w16cid:durableId="1036807715">
     <w:abstractNumId w:val="14"/>
   </w:num>
-  <w:num w:numId="5">
+  <w:num w:numId="5" w16cid:durableId="663124994">
     <w:abstractNumId w:val="12"/>
   </w:num>
-  <w:num w:numId="6">
+  <w:num w:numId="6" w16cid:durableId="45227168">
     <w:abstractNumId w:val="7"/>
   </w:num>
-  <w:num w:numId="7">
+  <w:num w:numId="7" w16cid:durableId="305669218">
     <w:abstractNumId w:val="10"/>
   </w:num>
-  <w:num w:numId="8">
+  <w:num w:numId="8" w16cid:durableId="1678657778">
     <w:abstractNumId w:val="15"/>
   </w:num>
-  <w:num w:numId="9">
+  <w:num w:numId="9" w16cid:durableId="165677587">
     <w:abstractNumId w:val="0"/>
   </w:num>
-  <w:num w:numId="10">
+  <w:num w:numId="10" w16cid:durableId="707490047">
     <w:abstractNumId w:val="11"/>
   </w:num>
-  <w:num w:numId="11">
+  <w:num w:numId="11" w16cid:durableId="1796673383">
     <w:abstractNumId w:val="9"/>
   </w:num>
-  <w:num w:numId="12">
+  <w:num w:numId="12" w16cid:durableId="1182547384">
     <w:abstractNumId w:val="1"/>
   </w:num>
-  <w:num w:numId="13">
+  <w:num w:numId="13" w16cid:durableId="948782709">
     <w:abstractNumId w:val="13"/>
   </w:num>
-  <w:num w:numId="14">
+  <w:num w:numId="14" w16cid:durableId="793402748">
     <w:abstractNumId w:val="6"/>
   </w:num>
-  <w:num w:numId="15">
+  <w:num w:numId="15" w16cid:durableId="1053774255">
     <w:abstractNumId w:val="8"/>
   </w:num>
-  <w:num w:numId="16">
+  <w:num w:numId="16" w16cid:durableId="1749303512">
     <w:abstractNumId w:val="4"/>
   </w:num>
   <w:numIdMacAtCleanup w:val="10"/>
@@ -24255,7 +24228,7 @@
 </file>
 
 <file path=word/styles.xml><?xml version="1.0" encoding="utf-8"?>
-<w:styles xmlns:mc="http://schemas.openxmlformats.org/markup-compatibility/2006" xmlns:r="http://schemas.openxmlformats.org/officeDocument/2006/relationships" xmlns:w="http://schemas.openxmlformats.org/wordprocessingml/2006/main" xmlns:w14="http://schemas.microsoft.com/office/word/2010/wordml" xmlns:w15="http://schemas.microsoft.com/office/word/2012/wordml" xmlns:w16cex="http://schemas.microsoft.com/office/word/2018/wordml/cex" xmlns:w16cid="http://schemas.microsoft.com/office/word/2016/wordml/cid" xmlns:w16="http://schemas.microsoft.com/office/word/2018/wordml" xmlns:w16se="http://schemas.microsoft.com/office/word/2015/wordml/symex" mc:Ignorable="w14 w15 w16se w16cid w16 w16cex">
+<w:styles xmlns:mc="http://schemas.openxmlformats.org/markup-compatibility/2006" xmlns:r="http://schemas.openxmlformats.org/officeDocument/2006/relationships" xmlns:w="http://schemas.openxmlformats.org/wordprocessingml/2006/main" xmlns:w14="http://schemas.microsoft.com/office/word/2010/wordml" xmlns:w15="http://schemas.microsoft.com/office/word/2012/wordml" xmlns:w16cex="http://schemas.microsoft.com/office/word/2018/wordml/cex" xmlns:w16cid="http://schemas.microsoft.com/office/word/2016/wordml/cid" xmlns:w16="http://schemas.microsoft.com/office/word/2018/wordml" xmlns:w16du="http://schemas.microsoft.com/office/word/2023/wordml/word16du" xmlns:w16sdtdh="http://schemas.microsoft.com/office/word/2020/wordml/sdtdatahash" xmlns:w16sdtfl="http://schemas.microsoft.com/office/word/2024/wordml/sdtformatlock" xmlns:w16se="http://schemas.microsoft.com/office/word/2015/wordml/symex" mc:Ignorable="w14 w15 w16se w16cid w16 w16cex w16sdtdh w16sdtfl w16du">
   <w:docDefaults>
     <w:rPrDefault>
       <w:rPr>
@@ -24652,6 +24625,7 @@
   <w:style w:type="paragraph" w:default="1" w:styleId="Normal">
     <w:name w:val="Normal"/>
     <w:qFormat/>
+    <w:rsid w:val="00D25DF7"/>
   </w:style>
   <w:style w:type="paragraph" w:styleId="Heading1">
     <w:name w:val="heading 1"/>

--- a/R1_T09_01_Strukture_Razlomak.docx
+++ b/R1_T09_01_Strukture_Razlomak.docx
@@ -1,6 +1,6 @@
 
 <file path=word/document.xml><?xml version="1.0" encoding="utf-8"?>
-<w:document xmlns:wpc="http://schemas.microsoft.com/office/word/2010/wordprocessingCanvas" xmlns:cx="http://schemas.microsoft.com/office/drawing/2014/chartex" xmlns:cx1="http://schemas.microsoft.com/office/drawing/2015/9/8/chartex" xmlns:cx2="http://schemas.microsoft.com/office/drawing/2015/10/21/chartex" xmlns:cx3="http://schemas.microsoft.com/office/drawing/2016/5/9/chartex" xmlns:cx4="http://schemas.microsoft.com/office/drawing/2016/5/10/chartex" xmlns:cx5="http://schemas.microsoft.com/office/drawing/2016/5/11/chartex" xmlns:cx6="http://schemas.microsoft.com/office/drawing/2016/5/12/chartex" xmlns:cx7="http://schemas.microsoft.com/office/drawing/2016/5/13/chartex" xmlns:cx8="http://schemas.microsoft.com/office/drawing/2016/5/14/chartex" xmlns:mc="http://schemas.openxmlformats.org/markup-compatibility/2006" xmlns:aink="http://schemas.microsoft.com/office/drawing/2016/ink" xmlns:am3d="http://schemas.microsoft.com/office/drawing/2017/model3d" xmlns:o="urn:schemas-microsoft-com:office:office" xmlns:oel="http://schemas.microsoft.com/office/2019/extlst" xmlns:r="http://schemas.openxmlformats.org/officeDocument/2006/relationships" xmlns:m="http://schemas.openxmlformats.org/officeDocument/2006/math" xmlns:v="urn:schemas-microsoft-com:vml" xmlns:wp14="http://schemas.microsoft.com/office/word/2010/wordprocessingDrawing" xmlns:wp="http://schemas.openxmlformats.org/drawingml/2006/wordprocessingDrawing" xmlns:w10="urn:schemas-microsoft-com:office:word" xmlns:w="http://schemas.openxmlformats.org/wordprocessingml/2006/main" xmlns:w14="http://schemas.microsoft.com/office/word/2010/wordml" xmlns:w15="http://schemas.microsoft.com/office/word/2012/wordml" xmlns:w16cex="http://schemas.microsoft.com/office/word/2018/wordml/cex" xmlns:w16cid="http://schemas.microsoft.com/office/word/2016/wordml/cid" xmlns:w16="http://schemas.microsoft.com/office/word/2018/wordml" xmlns:w16du="http://schemas.microsoft.com/office/word/2023/wordml/word16du" xmlns:w16sdtdh="http://schemas.microsoft.com/office/word/2020/wordml/sdtdatahash" xmlns:w16sdtfl="http://schemas.microsoft.com/office/word/2024/wordml/sdtformatlock" xmlns:w16se="http://schemas.microsoft.com/office/word/2015/wordml/symex" xmlns:wpg="http://schemas.microsoft.com/office/word/2010/wordprocessingGroup" xmlns:wpi="http://schemas.microsoft.com/office/word/2010/wordprocessingInk" xmlns:wne="http://schemas.microsoft.com/office/word/2006/wordml" xmlns:wps="http://schemas.microsoft.com/office/word/2010/wordprocessingShape" mc:Ignorable="w14 w15 w16se w16cid w16 w16cex w16sdtdh w16sdtfl w16du wp14">
+<w:document xmlns:wpc="http://schemas.microsoft.com/office/word/2010/wordprocessingCanvas" xmlns:cx="http://schemas.microsoft.com/office/drawing/2014/chartex" xmlns:cx1="http://schemas.microsoft.com/office/drawing/2015/9/8/chartex" xmlns:cx2="http://schemas.microsoft.com/office/drawing/2015/10/21/chartex" xmlns:cx3="http://schemas.microsoft.com/office/drawing/2016/5/9/chartex" xmlns:cx4="http://schemas.microsoft.com/office/drawing/2016/5/10/chartex" xmlns:cx5="http://schemas.microsoft.com/office/drawing/2016/5/11/chartex" xmlns:cx6="http://schemas.microsoft.com/office/drawing/2016/5/12/chartex" xmlns:cx7="http://schemas.microsoft.com/office/drawing/2016/5/13/chartex" xmlns:cx8="http://schemas.microsoft.com/office/drawing/2016/5/14/chartex" xmlns:mc="http://schemas.openxmlformats.org/markup-compatibility/2006" xmlns:aink="http://schemas.microsoft.com/office/drawing/2016/ink" xmlns:am3d="http://schemas.microsoft.com/office/drawing/2017/model3d" xmlns:o="urn:schemas-microsoft-com:office:office" xmlns:r="http://schemas.openxmlformats.org/officeDocument/2006/relationships" xmlns:m="http://schemas.openxmlformats.org/officeDocument/2006/math" xmlns:v="urn:schemas-microsoft-com:vml" xmlns:wp14="http://schemas.microsoft.com/office/word/2010/wordprocessingDrawing" xmlns:wp="http://schemas.openxmlformats.org/drawingml/2006/wordprocessingDrawing" xmlns:w10="urn:schemas-microsoft-com:office:word" xmlns:w="http://schemas.openxmlformats.org/wordprocessingml/2006/main" xmlns:w14="http://schemas.microsoft.com/office/word/2010/wordml" xmlns:w15="http://schemas.microsoft.com/office/word/2012/wordml" xmlns:w16cex="http://schemas.microsoft.com/office/word/2018/wordml/cex" xmlns:w16cid="http://schemas.microsoft.com/office/word/2016/wordml/cid" xmlns:w16="http://schemas.microsoft.com/office/word/2018/wordml" xmlns:w16se="http://schemas.microsoft.com/office/word/2015/wordml/symex" xmlns:wpg="http://schemas.microsoft.com/office/word/2010/wordprocessingGroup" xmlns:wpi="http://schemas.microsoft.com/office/word/2010/wordprocessingInk" xmlns:wne="http://schemas.microsoft.com/office/word/2006/wordml" xmlns:wps="http://schemas.microsoft.com/office/word/2010/wordprocessingShape" mc:Ignorable="w14 w15 w16se w16cid w16 w16cex wp14">
   <w:body>
     <w:p>
       <w:pPr>
@@ -7165,14 +7165,6 @@
     </w:tbl>
     <w:p>
       <w:pPr>
-        <w:pStyle w:val="Heading5"/>
-        <w:rPr>
-          <w:lang w:val="sr-Cyrl-RS"/>
-        </w:rPr>
-      </w:pPr>
-    </w:p>
-    <w:p>
-      <w:pPr>
         <w:rPr>
           <w:rFonts w:eastAsiaTheme="majorEastAsia" w:cstheme="majorBidi"/>
           <w:b/>
@@ -7879,8 +7871,9 @@
                 <w:szCs w:val="16"/>
                 <w:lang w:val="en-US"/>
               </w:rPr>
-              <w:t xml:space="preserve">    cin &gt;&gt; r</w:t>
-            </w:r>
+              <w:t xml:space="preserve">    </w:t>
+            </w:r>
+            <w:proofErr w:type="spellStart"/>
             <w:r>
               <w:rPr>
                 <w:rFonts w:ascii="Consolas" w:hAnsi="Consolas"/>
@@ -7888,6 +7881,26 @@
                 <w:szCs w:val="16"/>
                 <w:lang w:val="en-US"/>
               </w:rPr>
+              <w:t>cin</w:t>
+            </w:r>
+            <w:proofErr w:type="spellEnd"/>
+            <w:r>
+              <w:rPr>
+                <w:rFonts w:ascii="Consolas" w:hAnsi="Consolas"/>
+                <w:sz w:val="16"/>
+                <w:szCs w:val="16"/>
+                <w:lang w:val="en-US"/>
+              </w:rPr>
+              <w:t xml:space="preserve"> &gt;&gt; r</w:t>
+            </w:r>
+            <w:proofErr w:type="gramStart"/>
+            <w:r>
+              <w:rPr>
+                <w:rFonts w:ascii="Consolas" w:hAnsi="Consolas"/>
+                <w:sz w:val="16"/>
+                <w:szCs w:val="16"/>
+                <w:lang w:val="en-US"/>
+              </w:rPr>
               <w:t>1</w:t>
             </w:r>
             <w:r>
@@ -7897,8 +7910,9 @@
                 <w:szCs w:val="16"/>
                 <w:lang w:val="en-US"/>
               </w:rPr>
-              <w:t>.brojilac &gt;&gt; c &gt;&gt; r</w:t>
-            </w:r>
+              <w:t>.brojilac</w:t>
+            </w:r>
+            <w:proofErr w:type="gramEnd"/>
             <w:r>
               <w:rPr>
                 <w:rFonts w:ascii="Consolas" w:hAnsi="Consolas"/>
@@ -7906,6 +7920,15 @@
                 <w:szCs w:val="16"/>
                 <w:lang w:val="en-US"/>
               </w:rPr>
+              <w:t xml:space="preserve"> &gt;&gt; c &gt;&gt; r</w:t>
+            </w:r>
+            <w:r>
+              <w:rPr>
+                <w:rFonts w:ascii="Consolas" w:hAnsi="Consolas"/>
+                <w:sz w:val="16"/>
+                <w:szCs w:val="16"/>
+                <w:lang w:val="en-US"/>
+              </w:rPr>
               <w:t>1</w:t>
             </w:r>
             <w:r>
@@ -7934,8 +7957,9 @@
                 <w:szCs w:val="16"/>
                 <w:lang w:val="en-US"/>
               </w:rPr>
-              <w:t xml:space="preserve">    cin &gt;&gt; r</w:t>
-            </w:r>
+              <w:t xml:space="preserve">    </w:t>
+            </w:r>
+            <w:proofErr w:type="spellStart"/>
             <w:r>
               <w:rPr>
                 <w:rFonts w:ascii="Consolas" w:hAnsi="Consolas"/>
@@ -7943,6 +7967,26 @@
                 <w:szCs w:val="16"/>
                 <w:lang w:val="en-US"/>
               </w:rPr>
+              <w:t>cin</w:t>
+            </w:r>
+            <w:proofErr w:type="spellEnd"/>
+            <w:r>
+              <w:rPr>
+                <w:rFonts w:ascii="Consolas" w:hAnsi="Consolas"/>
+                <w:sz w:val="16"/>
+                <w:szCs w:val="16"/>
+                <w:lang w:val="en-US"/>
+              </w:rPr>
+              <w:t xml:space="preserve"> &gt;&gt; r</w:t>
+            </w:r>
+            <w:proofErr w:type="gramStart"/>
+            <w:r>
+              <w:rPr>
+                <w:rFonts w:ascii="Consolas" w:hAnsi="Consolas"/>
+                <w:sz w:val="16"/>
+                <w:szCs w:val="16"/>
+                <w:lang w:val="en-US"/>
+              </w:rPr>
               <w:t>2</w:t>
             </w:r>
             <w:r>
@@ -7952,7 +7996,17 @@
                 <w:szCs w:val="16"/>
                 <w:lang w:val="en-US"/>
               </w:rPr>
-              <w:t>.brojilac &gt;&gt; c &gt;&gt; r</w:t>
+              <w:t>.brojilac</w:t>
+            </w:r>
+            <w:proofErr w:type="gramEnd"/>
+            <w:r>
+              <w:rPr>
+                <w:rFonts w:ascii="Consolas" w:hAnsi="Consolas"/>
+                <w:sz w:val="16"/>
+                <w:szCs w:val="16"/>
+                <w:lang w:val="en-US"/>
+              </w:rPr>
+              <w:t xml:space="preserve"> &gt;&gt; c &gt;&gt; r</w:t>
             </w:r>
             <w:r>
               <w:rPr>
@@ -8906,9 +8960,14 @@
             </w:pPr>
             <w:r>
               <w:rPr>
-                <w:lang w:val="sr-Cyrl-RS"/>
-              </w:rPr>
-              <w:t>испис)</w:t>
+                <w:rFonts w:ascii="Consolas" w:hAnsi="Consolas"/>
+                <w:b/>
+                <w:bCs/>
+                <w:sz w:val="16"/>
+                <w:szCs w:val="16"/>
+                <w:lang w:val="en-US"/>
+              </w:rPr>
+              <w:t>C++</w:t>
             </w:r>
           </w:p>
         </w:tc>
@@ -11032,19 +11091,20 @@
                 <w:szCs w:val="16"/>
                 <w:lang w:eastAsia="sr-Latn-RS"/>
               </w:rPr>
-              <w:t xml:space="preserve"> r;</w:t>
-            </w:r>
-          </w:p>
-          <w:p>
-            <w:pPr>
-              <w:rPr>
-                <w:rFonts w:ascii="Consolas" w:eastAsia="Times New Roman" w:hAnsi="Consolas" w:cs="Times New Roman"/>
+              <w:t xml:space="preserve"> </w:t>
+            </w:r>
+            <w:r>
+              <w:rPr>
+                <w:rFonts w:ascii="Consolas" w:eastAsia="Times New Roman" w:hAnsi="Consolas" w:cs="Times New Roman"/>
+                <w:b/>
+                <w:bCs/>
                 <w:color w:val="000000" w:themeColor="text1"/>
                 <w:sz w:val="16"/>
                 <w:szCs w:val="16"/>
                 <w:lang w:eastAsia="sr-Latn-RS"/>
               </w:rPr>
-            </w:pPr>
+              <w:t>r</w:t>
+            </w:r>
             <w:r>
               <w:rPr>
                 <w:rFonts w:ascii="Consolas" w:eastAsia="Times New Roman" w:hAnsi="Consolas" w:cs="Times New Roman"/>
@@ -11053,6 +11113,27 @@
                 <w:szCs w:val="16"/>
                 <w:lang w:eastAsia="sr-Latn-RS"/>
               </w:rPr>
+              <w:t>;</w:t>
+            </w:r>
+          </w:p>
+          <w:p>
+            <w:pPr>
+              <w:rPr>
+                <w:rFonts w:ascii="Consolas" w:eastAsia="Times New Roman" w:hAnsi="Consolas" w:cs="Times New Roman"/>
+                <w:color w:val="000000" w:themeColor="text1"/>
+                <w:sz w:val="16"/>
+                <w:szCs w:val="16"/>
+                <w:lang w:eastAsia="sr-Latn-RS"/>
+              </w:rPr>
+            </w:pPr>
+            <w:r>
+              <w:rPr>
+                <w:rFonts w:ascii="Consolas" w:eastAsia="Times New Roman" w:hAnsi="Consolas" w:cs="Times New Roman"/>
+                <w:color w:val="000000" w:themeColor="text1"/>
+                <w:sz w:val="16"/>
+                <w:szCs w:val="16"/>
+                <w:lang w:eastAsia="sr-Latn-RS"/>
+              </w:rPr>
               <w:t xml:space="preserve">    </w:t>
             </w:r>
             <w:r>
@@ -11093,19 +11174,20 @@
                 <w:szCs w:val="16"/>
                 <w:lang w:eastAsia="sr-Latn-RS"/>
               </w:rPr>
-              <w:t xml:space="preserve">    cin &gt;&gt; r.brojilac &gt;&gt; c &gt;&gt; r.imenilac;</w:t>
-            </w:r>
-          </w:p>
-          <w:p>
-            <w:pPr>
-              <w:rPr>
-                <w:rFonts w:ascii="Consolas" w:eastAsia="Times New Roman" w:hAnsi="Consolas" w:cs="Times New Roman"/>
+              <w:t xml:space="preserve">    cin &gt;&gt; </w:t>
+            </w:r>
+            <w:r>
+              <w:rPr>
+                <w:rFonts w:ascii="Consolas" w:eastAsia="Times New Roman" w:hAnsi="Consolas" w:cs="Times New Roman"/>
+                <w:b/>
+                <w:bCs/>
                 <w:color w:val="000000" w:themeColor="text1"/>
                 <w:sz w:val="16"/>
                 <w:szCs w:val="16"/>
                 <w:lang w:eastAsia="sr-Latn-RS"/>
               </w:rPr>
-            </w:pPr>
+              <w:t>r.brojilac</w:t>
+            </w:r>
             <w:r>
               <w:rPr>
                 <w:rFonts w:ascii="Consolas" w:eastAsia="Times New Roman" w:hAnsi="Consolas" w:cs="Times New Roman"/>
@@ -11114,19 +11196,20 @@
                 <w:szCs w:val="16"/>
                 <w:lang w:eastAsia="sr-Latn-RS"/>
               </w:rPr>
-              <w:t xml:space="preserve">    return r;</w:t>
-            </w:r>
-          </w:p>
-          <w:p>
-            <w:pPr>
-              <w:rPr>
-                <w:rFonts w:ascii="Consolas" w:eastAsia="Times New Roman" w:hAnsi="Consolas" w:cs="Times New Roman"/>
+              <w:t xml:space="preserve"> &gt;&gt; c &gt;&gt; </w:t>
+            </w:r>
+            <w:r>
+              <w:rPr>
+                <w:rFonts w:ascii="Consolas" w:eastAsia="Times New Roman" w:hAnsi="Consolas" w:cs="Times New Roman"/>
+                <w:b/>
+                <w:bCs/>
                 <w:color w:val="000000" w:themeColor="text1"/>
                 <w:sz w:val="16"/>
                 <w:szCs w:val="16"/>
                 <w:lang w:eastAsia="sr-Latn-RS"/>
               </w:rPr>
-            </w:pPr>
+              <w:t>r.imenilac</w:t>
+            </w:r>
             <w:r>
               <w:rPr>
                 <w:rFonts w:ascii="Consolas" w:eastAsia="Times New Roman" w:hAnsi="Consolas" w:cs="Times New Roman"/>
@@ -11135,6 +11218,70 @@
                 <w:szCs w:val="16"/>
                 <w:lang w:eastAsia="sr-Latn-RS"/>
               </w:rPr>
+              <w:t>;</w:t>
+            </w:r>
+          </w:p>
+          <w:p>
+            <w:pPr>
+              <w:rPr>
+                <w:rFonts w:ascii="Consolas" w:eastAsia="Times New Roman" w:hAnsi="Consolas" w:cs="Times New Roman"/>
+                <w:color w:val="000000" w:themeColor="text1"/>
+                <w:sz w:val="16"/>
+                <w:szCs w:val="16"/>
+                <w:lang w:eastAsia="sr-Latn-RS"/>
+              </w:rPr>
+            </w:pPr>
+            <w:r>
+              <w:rPr>
+                <w:rFonts w:ascii="Consolas" w:eastAsia="Times New Roman" w:hAnsi="Consolas" w:cs="Times New Roman"/>
+                <w:color w:val="000000" w:themeColor="text1"/>
+                <w:sz w:val="16"/>
+                <w:szCs w:val="16"/>
+                <w:lang w:eastAsia="sr-Latn-RS"/>
+              </w:rPr>
+              <w:t xml:space="preserve">    return </w:t>
+            </w:r>
+            <w:r>
+              <w:rPr>
+                <w:rFonts w:ascii="Consolas" w:eastAsia="Times New Roman" w:hAnsi="Consolas" w:cs="Times New Roman"/>
+                <w:b/>
+                <w:bCs/>
+                <w:color w:val="000000" w:themeColor="text1"/>
+                <w:sz w:val="16"/>
+                <w:szCs w:val="16"/>
+                <w:lang w:eastAsia="sr-Latn-RS"/>
+              </w:rPr>
+              <w:t>r</w:t>
+            </w:r>
+            <w:r>
+              <w:rPr>
+                <w:rFonts w:ascii="Consolas" w:eastAsia="Times New Roman" w:hAnsi="Consolas" w:cs="Times New Roman"/>
+                <w:color w:val="000000" w:themeColor="text1"/>
+                <w:sz w:val="16"/>
+                <w:szCs w:val="16"/>
+                <w:lang w:eastAsia="sr-Latn-RS"/>
+              </w:rPr>
+              <w:t>;</w:t>
+            </w:r>
+          </w:p>
+          <w:p>
+            <w:pPr>
+              <w:rPr>
+                <w:rFonts w:ascii="Consolas" w:eastAsia="Times New Roman" w:hAnsi="Consolas" w:cs="Times New Roman"/>
+                <w:color w:val="000000" w:themeColor="text1"/>
+                <w:sz w:val="16"/>
+                <w:szCs w:val="16"/>
+                <w:lang w:eastAsia="sr-Latn-RS"/>
+              </w:rPr>
+            </w:pPr>
+            <w:r>
+              <w:rPr>
+                <w:rFonts w:ascii="Consolas" w:eastAsia="Times New Roman" w:hAnsi="Consolas" w:cs="Times New Roman"/>
+                <w:color w:val="000000" w:themeColor="text1"/>
+                <w:sz w:val="16"/>
+                <w:szCs w:val="16"/>
+                <w:lang w:eastAsia="sr-Latn-RS"/>
+              </w:rPr>
               <w:t>}</w:t>
             </w:r>
           </w:p>
@@ -11234,11 +11381,22 @@
             <w:r>
               <w:rPr>
                 <w:rFonts w:ascii="Consolas" w:hAnsi="Consolas" w:cs="Consolas"/>
-                <w:color w:val="000000"/>
-                <w:sz w:val="16"/>
-                <w:szCs w:val="16"/>
-              </w:rPr>
-              <w:t>r)</w:t>
+                <w:b/>
+                <w:bCs/>
+                <w:color w:val="000000"/>
+                <w:sz w:val="16"/>
+                <w:szCs w:val="16"/>
+              </w:rPr>
+              <w:t>r</w:t>
+            </w:r>
+            <w:r>
+              <w:rPr>
+                <w:rFonts w:ascii="Consolas" w:hAnsi="Consolas" w:cs="Consolas"/>
+                <w:color w:val="000000"/>
+                <w:sz w:val="16"/>
+                <w:szCs w:val="16"/>
+              </w:rPr>
+              <w:t>)</w:t>
             </w:r>
           </w:p>
           <w:p>
@@ -11282,7 +11440,65 @@
                 <w:sz w:val="16"/>
                 <w:szCs w:val="16"/>
               </w:rPr>
-              <w:t xml:space="preserve">    cout &lt;&lt; r.brojilac &lt;&lt; "/" &lt;&lt; r.imenilac &lt;&lt; endl;;</w:t>
+              <w:t xml:space="preserve">    cout &lt;&lt; </w:t>
+            </w:r>
+            <w:r>
+              <w:rPr>
+                <w:rFonts w:ascii="Consolas" w:hAnsi="Consolas" w:cs="Consolas"/>
+                <w:b/>
+                <w:bCs/>
+                <w:color w:val="000000"/>
+                <w:sz w:val="16"/>
+                <w:szCs w:val="16"/>
+              </w:rPr>
+              <w:t>r.brojilac</w:t>
+            </w:r>
+            <w:r>
+              <w:rPr>
+                <w:rFonts w:ascii="Consolas" w:hAnsi="Consolas" w:cs="Consolas"/>
+                <w:color w:val="000000"/>
+                <w:sz w:val="16"/>
+                <w:szCs w:val="16"/>
+              </w:rPr>
+              <w:t xml:space="preserve"> &lt;&lt; </w:t>
+            </w:r>
+            <w:r>
+              <w:rPr>
+                <w:rFonts w:ascii="Consolas" w:hAnsi="Consolas" w:cs="Consolas"/>
+                <w:color w:val="A31515"/>
+                <w:sz w:val="16"/>
+                <w:szCs w:val="16"/>
+              </w:rPr>
+              <w:t>"/"</w:t>
+            </w:r>
+            <w:r>
+              <w:rPr>
+                <w:rFonts w:ascii="Consolas" w:hAnsi="Consolas" w:cs="Consolas"/>
+                <w:color w:val="000000"/>
+                <w:sz w:val="16"/>
+                <w:szCs w:val="16"/>
+              </w:rPr>
+              <w:t xml:space="preserve"> &lt;&lt; </w:t>
+            </w:r>
+            <w:r>
+              <w:rPr>
+                <w:rFonts w:ascii="Consolas" w:hAnsi="Consolas" w:cs="Consolas"/>
+                <w:b/>
+                <w:bCs/>
+                <w:color w:val="000000"/>
+                <w:sz w:val="16"/>
+                <w:szCs w:val="16"/>
+              </w:rPr>
+              <w:t>r.imenilac</w:t>
+            </w:r>
+            <w:r>
+              <w:rPr>
+                <w:rFonts w:ascii="Consolas" w:hAnsi="Consolas" w:cs="Consolas"/>
+                <w:color w:val="000000"/>
+                <w:sz w:val="16"/>
+                <w:szCs w:val="16"/>
+              </w:rPr>
+              <w:t xml:space="preserve"> &lt;&lt; endl;</w:t>
             </w:r>
           </w:p>
           <w:p>
@@ -11966,7 +12182,27 @@
                 <w:sz w:val="16"/>
                 <w:szCs w:val="16"/>
               </w:rPr>
-              <w:t xml:space="preserve"> r;</w:t>
+              <w:t xml:space="preserve"> </w:t>
+            </w:r>
+            <w:r>
+              <w:rPr>
+                <w:rFonts w:ascii="Consolas" w:hAnsi="Consolas" w:cs="Consolas"/>
+                <w:b/>
+                <w:bCs/>
+                <w:color w:val="000000"/>
+                <w:sz w:val="16"/>
+                <w:szCs w:val="16"/>
+              </w:rPr>
+              <w:t>r</w:t>
+            </w:r>
+            <w:r>
+              <w:rPr>
+                <w:rFonts w:ascii="Consolas" w:hAnsi="Consolas" w:cs="Consolas"/>
+                <w:color w:val="000000"/>
+                <w:sz w:val="16"/>
+                <w:szCs w:val="16"/>
+              </w:rPr>
+              <w:t>;</w:t>
             </w:r>
           </w:p>
           <w:p>
@@ -12046,7 +12282,27 @@
                 <w:sz w:val="16"/>
                 <w:szCs w:val="16"/>
               </w:rPr>
-              <w:t xml:space="preserve">        r.brojilac = </w:t>
+              <w:t xml:space="preserve">        </w:t>
+            </w:r>
+            <w:r>
+              <w:rPr>
+                <w:rFonts w:ascii="Consolas" w:hAnsi="Consolas" w:cs="Consolas"/>
+                <w:b/>
+                <w:bCs/>
+                <w:color w:val="000000"/>
+                <w:sz w:val="16"/>
+                <w:szCs w:val="16"/>
+              </w:rPr>
+              <w:t>r.brojilac</w:t>
+            </w:r>
+            <w:r>
+              <w:rPr>
+                <w:rFonts w:ascii="Consolas" w:hAnsi="Consolas" w:cs="Consolas"/>
+                <w:color w:val="000000"/>
+                <w:sz w:val="16"/>
+                <w:szCs w:val="16"/>
+              </w:rPr>
+              <w:t xml:space="preserve"> = </w:t>
             </w:r>
             <w:r>
               <w:rPr>
@@ -12086,7 +12342,27 @@
                 <w:sz w:val="16"/>
                 <w:szCs w:val="16"/>
               </w:rPr>
-              <w:t xml:space="preserve">        r.imenilac = </w:t>
+              <w:t xml:space="preserve">        </w:t>
+            </w:r>
+            <w:r>
+              <w:rPr>
+                <w:rFonts w:ascii="Consolas" w:hAnsi="Consolas" w:cs="Consolas"/>
+                <w:b/>
+                <w:bCs/>
+                <w:color w:val="000000"/>
+                <w:sz w:val="16"/>
+                <w:szCs w:val="16"/>
+              </w:rPr>
+              <w:t>r.imenilac</w:t>
+            </w:r>
+            <w:r>
+              <w:rPr>
+                <w:rFonts w:ascii="Consolas" w:hAnsi="Consolas" w:cs="Consolas"/>
+                <w:color w:val="000000"/>
+                <w:sz w:val="16"/>
+                <w:szCs w:val="16"/>
+              </w:rPr>
+              <w:t xml:space="preserve"> = </w:t>
             </w:r>
             <w:r>
               <w:rPr>
@@ -12144,7 +12420,27 @@
                 <w:sz w:val="16"/>
                 <w:szCs w:val="16"/>
               </w:rPr>
-              <w:t xml:space="preserve"> r;</w:t>
+              <w:t xml:space="preserve"> </w:t>
+            </w:r>
+            <w:r>
+              <w:rPr>
+                <w:rFonts w:ascii="Consolas" w:hAnsi="Consolas" w:cs="Consolas"/>
+                <w:b/>
+                <w:bCs/>
+                <w:color w:val="000000"/>
+                <w:sz w:val="16"/>
+                <w:szCs w:val="16"/>
+              </w:rPr>
+              <w:t>r</w:t>
+            </w:r>
+            <w:r>
+              <w:rPr>
+                <w:rFonts w:ascii="Consolas" w:hAnsi="Consolas" w:cs="Consolas"/>
+                <w:color w:val="000000"/>
+                <w:sz w:val="16"/>
+                <w:szCs w:val="16"/>
+              </w:rPr>
+              <w:t>;</w:t>
             </w:r>
           </w:p>
           <w:p>
@@ -12242,7 +12538,27 @@
                 <w:sz w:val="16"/>
                 <w:szCs w:val="16"/>
               </w:rPr>
-              <w:t xml:space="preserve"> r)</w:t>
+              <w:t xml:space="preserve"> </w:t>
+            </w:r>
+            <w:r>
+              <w:rPr>
+                <w:rFonts w:ascii="Consolas" w:hAnsi="Consolas" w:cs="Consolas"/>
+                <w:b/>
+                <w:bCs/>
+                <w:color w:val="000000"/>
+                <w:sz w:val="16"/>
+                <w:szCs w:val="16"/>
+              </w:rPr>
+              <w:t>r</w:t>
+            </w:r>
+            <w:r>
+              <w:rPr>
+                <w:rFonts w:ascii="Consolas" w:hAnsi="Consolas" w:cs="Consolas"/>
+                <w:color w:val="000000"/>
+                <w:sz w:val="16"/>
+                <w:szCs w:val="16"/>
+              </w:rPr>
+              <w:t>)</w:t>
             </w:r>
           </w:p>
           <w:p>
@@ -12286,7 +12602,27 @@
                 <w:sz w:val="16"/>
                 <w:szCs w:val="16"/>
               </w:rPr>
-              <w:t xml:space="preserve">        Console.WriteLine(r.brojilac+</w:t>
+              <w:t xml:space="preserve">        Console.WriteLine(</w:t>
+            </w:r>
+            <w:r>
+              <w:rPr>
+                <w:rFonts w:ascii="Consolas" w:hAnsi="Consolas" w:cs="Consolas"/>
+                <w:b/>
+                <w:bCs/>
+                <w:color w:val="000000"/>
+                <w:sz w:val="16"/>
+                <w:szCs w:val="16"/>
+              </w:rPr>
+              <w:t>r.brojilac</w:t>
+            </w:r>
+            <w:r>
+              <w:rPr>
+                <w:rFonts w:ascii="Consolas" w:hAnsi="Consolas" w:cs="Consolas"/>
+                <w:color w:val="000000"/>
+                <w:sz w:val="16"/>
+                <w:szCs w:val="16"/>
+              </w:rPr>
+              <w:t>+</w:t>
             </w:r>
             <w:r>
               <w:rPr>
@@ -12304,7 +12640,27 @@
                 <w:sz w:val="16"/>
                 <w:szCs w:val="16"/>
               </w:rPr>
-              <w:t>+r.imenilac);</w:t>
+              <w:t>+</w:t>
+            </w:r>
+            <w:r>
+              <w:rPr>
+                <w:rFonts w:ascii="Consolas" w:hAnsi="Consolas" w:cs="Consolas"/>
+                <w:b/>
+                <w:bCs/>
+                <w:color w:val="000000"/>
+                <w:sz w:val="16"/>
+                <w:szCs w:val="16"/>
+              </w:rPr>
+              <w:t>r.imenilac</w:t>
+            </w:r>
+            <w:r>
+              <w:rPr>
+                <w:rFonts w:ascii="Consolas" w:hAnsi="Consolas" w:cs="Consolas"/>
+                <w:color w:val="000000"/>
+                <w:sz w:val="16"/>
+                <w:szCs w:val="16"/>
+              </w:rPr>
+              <w:t>);</w:t>
             </w:r>
           </w:p>
           <w:p>
@@ -13476,7 +13832,25 @@
                 <w:sz w:val="16"/>
                 <w:szCs w:val="16"/>
               </w:rPr>
-              <w:t xml:space="preserve">    cout &lt;&lt; r.brojilac &lt;&lt; "/" &lt;&lt; r.imenilac &lt;&lt; endl;;</w:t>
+              <w:t xml:space="preserve">    cout &lt;&lt; r.brojilac &lt;&lt; </w:t>
+            </w:r>
+            <w:r>
+              <w:rPr>
+                <w:rFonts w:ascii="Consolas" w:hAnsi="Consolas" w:cs="Consolas"/>
+                <w:color w:val="A31515"/>
+                <w:sz w:val="16"/>
+                <w:szCs w:val="16"/>
+              </w:rPr>
+              <w:t>"/"</w:t>
+            </w:r>
+            <w:r>
+              <w:rPr>
+                <w:rFonts w:ascii="Consolas" w:hAnsi="Consolas" w:cs="Consolas"/>
+                <w:color w:val="000000"/>
+                <w:sz w:val="16"/>
+                <w:szCs w:val="16"/>
+              </w:rPr>
+              <w:t xml:space="preserve"> &lt;&lt; r.imenilac &lt;&lt; endl;</w:t>
             </w:r>
           </w:p>
           <w:p>
@@ -13686,7 +14060,28 @@
                 <w:szCs w:val="16"/>
                 <w:lang w:eastAsia="sr-Latn-RS"/>
               </w:rPr>
-              <w:t xml:space="preserve">    r.brojilac = a.brojilac * b.imenilac + a.imenilac * b.brojilac;</w:t>
+              <w:t xml:space="preserve">    r.brojilac = a.brojilac * b.imenilac +</w:t>
+            </w:r>
+            <w:r>
+              <w:rPr>
+                <w:rFonts w:ascii="Consolas" w:eastAsia="Times New Roman" w:hAnsi="Consolas" w:cs="Times New Roman"/>
+                <w:color w:val="000000" w:themeColor="text1"/>
+                <w:sz w:val="16"/>
+                <w:szCs w:val="16"/>
+                <w:lang w:eastAsia="sr-Latn-RS"/>
+              </w:rPr>
+              <w:br/>
+              <w:t xml:space="preserve">                </w:t>
+            </w:r>
+            <w:r>
+              <w:rPr>
+                <w:rFonts w:ascii="Consolas" w:eastAsia="Times New Roman" w:hAnsi="Consolas" w:cs="Times New Roman"/>
+                <w:color w:val="000000" w:themeColor="text1"/>
+                <w:sz w:val="16"/>
+                <w:szCs w:val="16"/>
+                <w:lang w:eastAsia="sr-Latn-RS"/>
+              </w:rPr>
+              <w:t xml:space="preserve"> a.imenilac * b.brojilac;</w:t>
             </w:r>
           </w:p>
           <w:p>
@@ -15991,18 +16386,38 @@
         </w:rPr>
         <w:t xml:space="preserve">На крају, потребно је да допишемо наредбе којима ћемо максимално скратити вредности разломка, користећи уобичајена правила из математике. Да би скратили разломак потребно је да израчунамо највећи заједнички делилац (НЗД) за именилац и бројилац. Пожељено је да напишемо методу (функцију) за израчунавање најмањег заједничког делиоца (НЗД) два природна броја, коришћењем Еуклидовог алгоритма. Препорука је да се мало подсетимо </w:t>
       </w:r>
-      <w:hyperlink r:id="rId8" w:history="1">
-        <w:r>
-          <w:rPr>
-            <w:rStyle w:val="Hyperlink"/>
-            <w:rFonts w:cstheme="minorHAnsi"/>
-            <w:b/>
-            <w:bCs/>
-            <w:lang w:val="sr-Cyrl-RS"/>
-          </w:rPr>
-          <w:t>Еуклидовог алгоритма</w:t>
-        </w:r>
-      </w:hyperlink>
+      <w:r>
+        <w:fldChar w:fldCharType="begin"/>
+      </w:r>
+      <w:r>
+        <w:instrText xml:space="preserve"> HYPERLINK "https://docs.google.com/document/d/1J4zX6oqvWgAVyX71HgqcivmLN3FAeQQj/edit</w:instrText>
+      </w:r>
+      <w:r>
+        <w:instrText xml:space="preserve">?usp=drive_link&amp;ouid=104876727486165296984&amp;rtpof=true&amp;sd=true" </w:instrText>
+      </w:r>
+      <w:r>
+        <w:fldChar w:fldCharType="separate"/>
+      </w:r>
+      <w:r>
+        <w:rPr>
+          <w:rStyle w:val="Hyperlink"/>
+          <w:rFonts w:cstheme="minorHAnsi"/>
+          <w:b/>
+          <w:bCs/>
+          <w:lang w:val="sr-Cyrl-RS"/>
+        </w:rPr>
+        <w:t>Еуклидовог алгоритма</w:t>
+      </w:r>
+      <w:r>
+        <w:rPr>
+          <w:rStyle w:val="Hyperlink"/>
+          <w:rFonts w:cstheme="minorHAnsi"/>
+          <w:b/>
+          <w:bCs/>
+          <w:lang w:val="sr-Cyrl-RS"/>
+        </w:rPr>
+        <w:fldChar w:fldCharType="end"/>
+      </w:r>
       <w:r>
         <w:rPr>
           <w:rFonts w:cstheme="minorHAnsi"/>
@@ -16758,7 +17173,25 @@
                 <w:sz w:val="16"/>
                 <w:szCs w:val="16"/>
               </w:rPr>
-              <w:t xml:space="preserve">    cout &lt;&lt; r.brojilac &lt;&lt; "/" &lt;&lt; r.imenilac &lt;&lt; endl;;</w:t>
+              <w:t xml:space="preserve">    cout &lt;&lt; r.brojilac &lt;&lt; </w:t>
+            </w:r>
+            <w:r>
+              <w:rPr>
+                <w:rFonts w:ascii="Consolas" w:hAnsi="Consolas" w:cs="Consolas"/>
+                <w:color w:val="A31515"/>
+                <w:sz w:val="16"/>
+                <w:szCs w:val="16"/>
+              </w:rPr>
+              <w:t>"/"</w:t>
+            </w:r>
+            <w:r>
+              <w:rPr>
+                <w:rFonts w:ascii="Consolas" w:hAnsi="Consolas" w:cs="Consolas"/>
+                <w:color w:val="000000"/>
+                <w:sz w:val="16"/>
+                <w:szCs w:val="16"/>
+              </w:rPr>
+              <w:t xml:space="preserve"> &lt;&lt; r.imenilac &lt;&lt; endl;</w:t>
             </w:r>
           </w:p>
           <w:p>
@@ -16968,11 +17401,9 @@
                 <w:szCs w:val="16"/>
                 <w:lang w:eastAsia="sr-Latn-RS"/>
               </w:rPr>
-              <w:t xml:space="preserve">    r.brojilac = a.brojilac * b.imenilac + a.imenilac * b.brojilac;</w:t>
-            </w:r>
-          </w:p>
-          <w:p>
-            <w:pPr>
+              <w:t xml:space="preserve">    r.brojilac = a.brojilac * b.imenilac + </w:t>
+            </w:r>
+            <w:r>
               <w:rPr>
                 <w:rFonts w:ascii="Consolas" w:eastAsia="Times New Roman" w:hAnsi="Consolas" w:cs="Times New Roman"/>
                 <w:color w:val="000000" w:themeColor="text1"/>
@@ -16980,7 +17411,9 @@
                 <w:szCs w:val="16"/>
                 <w:lang w:eastAsia="sr-Latn-RS"/>
               </w:rPr>
-            </w:pPr>
+              <w:br/>
+              <w:t xml:space="preserve">                 </w:t>
+            </w:r>
             <w:r>
               <w:rPr>
                 <w:rFonts w:ascii="Consolas" w:eastAsia="Times New Roman" w:hAnsi="Consolas" w:cs="Times New Roman"/>
@@ -16989,6 +17422,27 @@
                 <w:szCs w:val="16"/>
                 <w:lang w:eastAsia="sr-Latn-RS"/>
               </w:rPr>
+              <w:t>a.imenilac * b.brojilac;</w:t>
+            </w:r>
+          </w:p>
+          <w:p>
+            <w:pPr>
+              <w:rPr>
+                <w:rFonts w:ascii="Consolas" w:eastAsia="Times New Roman" w:hAnsi="Consolas" w:cs="Times New Roman"/>
+                <w:color w:val="000000" w:themeColor="text1"/>
+                <w:sz w:val="16"/>
+                <w:szCs w:val="16"/>
+                <w:lang w:eastAsia="sr-Latn-RS"/>
+              </w:rPr>
+            </w:pPr>
+            <w:r>
+              <w:rPr>
+                <w:rFonts w:ascii="Consolas" w:eastAsia="Times New Roman" w:hAnsi="Consolas" w:cs="Times New Roman"/>
+                <w:color w:val="000000" w:themeColor="text1"/>
+                <w:sz w:val="16"/>
+                <w:szCs w:val="16"/>
+                <w:lang w:eastAsia="sr-Latn-RS"/>
+              </w:rPr>
               <w:t xml:space="preserve">    r.imenilac = a.imenilac * b.imenilac;</w:t>
             </w:r>
           </w:p>
@@ -17661,6 +18115,8 @@
             <w:r>
               <w:rPr>
                 <w:rFonts w:ascii="Consolas" w:hAnsi="Consolas" w:cs="Consolas"/>
+                <w:b/>
+                <w:bCs/>
                 <w:color w:val="0000FF"/>
                 <w:sz w:val="16"/>
                 <w:szCs w:val="16"/>
@@ -17679,20 +18135,20 @@
             <w:r>
               <w:rPr>
                 <w:rFonts w:ascii="Consolas" w:hAnsi="Consolas" w:cs="Consolas"/>
-                <w:color w:val="0000FF"/>
-                <w:sz w:val="16"/>
-                <w:szCs w:val="16"/>
-              </w:rPr>
-              <w:t>ref</w:t>
-            </w:r>
-            <w:r>
-              <w:rPr>
-                <w:rFonts w:ascii="Consolas" w:hAnsi="Consolas" w:cs="Consolas"/>
-                <w:color w:val="000000"/>
-                <w:sz w:val="16"/>
-                <w:szCs w:val="16"/>
-              </w:rPr>
-              <w:t xml:space="preserve"> Razlomak </w:t>
+                <w:color w:val="2B91AF"/>
+                <w:sz w:val="16"/>
+                <w:szCs w:val="16"/>
+              </w:rPr>
+              <w:t>Razlomak</w:t>
+            </w:r>
+            <w:r>
+              <w:rPr>
+                <w:rFonts w:ascii="Consolas" w:hAnsi="Consolas" w:cs="Consolas"/>
+                <w:color w:val="000000"/>
+                <w:sz w:val="16"/>
+                <w:szCs w:val="16"/>
+              </w:rPr>
+              <w:t xml:space="preserve"> </w:t>
             </w:r>
             <w:r>
               <w:rPr>
@@ -20007,6 +20463,8 @@
             <w:r>
               <w:rPr>
                 <w:rFonts w:ascii="Consolas" w:hAnsi="Consolas" w:cs="Consolas"/>
+                <w:b/>
+                <w:bCs/>
                 <w:color w:val="0000FF"/>
                 <w:sz w:val="16"/>
                 <w:szCs w:val="16"/>
@@ -20025,6 +20483,8 @@
             <w:r>
               <w:rPr>
                 <w:rFonts w:ascii="Consolas" w:hAnsi="Consolas" w:cs="Consolas"/>
+                <w:b/>
+                <w:bCs/>
                 <w:color w:val="0000FF"/>
                 <w:sz w:val="16"/>
                 <w:szCs w:val="16"/>
@@ -20038,7 +20498,25 @@
                 <w:sz w:val="16"/>
                 <w:szCs w:val="16"/>
               </w:rPr>
-              <w:t xml:space="preserve"> Razlomak </w:t>
+              <w:t xml:space="preserve"> </w:t>
+            </w:r>
+            <w:r>
+              <w:rPr>
+                <w:rFonts w:ascii="Consolas" w:hAnsi="Consolas" w:cs="Consolas"/>
+                <w:color w:val="2B91AF"/>
+                <w:sz w:val="16"/>
+                <w:szCs w:val="16"/>
+              </w:rPr>
+              <w:t>Razlomak</w:t>
+            </w:r>
+            <w:r>
+              <w:rPr>
+                <w:rFonts w:ascii="Consolas" w:hAnsi="Consolas" w:cs="Consolas"/>
+                <w:color w:val="000000"/>
+                <w:sz w:val="16"/>
+                <w:szCs w:val="16"/>
+              </w:rPr>
+              <w:t xml:space="preserve"> </w:t>
             </w:r>
             <w:r>
               <w:rPr>
@@ -21337,6 +21815,7 @@
         </w:rPr>
         <w:t>u</w:t>
       </w:r>
+      <w:proofErr w:type="spellStart"/>
       <w:r>
         <w:rPr>
           <w:rFonts w:ascii="Consolas" w:hAnsi="Consolas" w:cstheme="minorHAnsi"/>
@@ -21348,6 +21827,7 @@
         </w:rPr>
         <w:t>ple</w:t>
       </w:r>
+      <w:proofErr w:type="spellEnd"/>
       <w:r>
         <w:rPr>
           <w:rFonts w:cstheme="minorHAnsi"/>
@@ -21355,7 +21835,7 @@
         </w:rPr>
         <w:t xml:space="preserve">), што ће бити обијашњено у </w:t>
       </w:r>
-      <w:hyperlink r:id="rId9" w:history="1">
+      <w:hyperlink r:id="rId8" w:history="1">
         <w:r>
           <w:rPr>
             <w:rStyle w:val="Hyperlink"/>
@@ -21631,7 +22111,7 @@
         </w:rPr>
         <w:t xml:space="preserve">: </w:t>
       </w:r>
-      <w:hyperlink r:id="rId10" w:history="1">
+      <w:hyperlink r:id="rId9" w:history="1">
         <w:r>
           <w:rPr>
             <w:rStyle w:val="Hyperlink"/>
@@ -21680,7 +22160,7 @@
         </w:rPr>
         <w:t xml:space="preserve">: Задатак: </w:t>
       </w:r>
-      <w:hyperlink r:id="rId11" w:history="1">
+      <w:hyperlink r:id="rId10" w:history="1">
         <w:r>
           <w:rPr>
             <w:rStyle w:val="Hyperlink"/>
@@ -21719,6 +22199,115 @@
           <w:lang w:val="sr-Cyrl-RS"/>
         </w:rPr>
         <w:t xml:space="preserve">Википедија: </w:t>
+      </w:r>
+      <w:hyperlink r:id="rId11" w:history="1">
+        <w:r>
+          <w:rPr>
+            <w:rStyle w:val="Hyperlink"/>
+            <w:rFonts w:cstheme="minorHAnsi"/>
+            <w:b/>
+            <w:bCs/>
+            <w:lang w:val="sr-Cyrl-RS"/>
+          </w:rPr>
+          <w:t>Еуклидов алгоритам</w:t>
+        </w:r>
+      </w:hyperlink>
+      <w:r>
+        <w:rPr>
+          <w:rFonts w:cstheme="minorHAnsi"/>
+          <w:lang w:val="sr-Cyrl-RS"/>
+        </w:rPr>
+        <w:t>.</w:t>
+      </w:r>
+    </w:p>
+    <w:p>
+      <w:pPr>
+        <w:pStyle w:val="ListParagraph"/>
+        <w:numPr>
+          <w:ilvl w:val="0"/>
+          <w:numId w:val="9"/>
+        </w:numPr>
+        <w:spacing w:after="120" w:line="240" w:lineRule="auto"/>
+        <w:rPr>
+          <w:rFonts w:ascii="Calibri" w:eastAsia="Times New Roman" w:hAnsi="Calibri" w:cs="Times New Roman"/>
+          <w:lang w:val="sr-Cyrl-RS" w:eastAsia="sr-Latn-RS"/>
+        </w:rPr>
+      </w:pPr>
+      <w:r>
+        <w:rPr>
+          <w:rFonts w:cstheme="minorHAnsi"/>
+          <w:lang w:val="sr-Cyrl-RS"/>
+        </w:rPr>
+        <w:t xml:space="preserve">Обавезно пажљиво прочитати лекцију </w:t>
+      </w:r>
+      <w:r>
+        <w:rPr>
+          <w:rFonts w:cstheme="minorHAnsi"/>
+          <w:b/>
+          <w:bCs/>
+          <w:lang w:val="sr-Cyrl-RS"/>
+        </w:rPr>
+        <w:t>Еуклидов алгоритам</w:t>
+      </w:r>
+      <w:r>
+        <w:rPr>
+          <w:rFonts w:cstheme="minorHAnsi"/>
+          <w:lang w:val="sr-Cyrl-RS"/>
+        </w:rPr>
+        <w:t xml:space="preserve"> у оквиру </w:t>
+      </w:r>
+      <w:r>
+        <w:rPr>
+          <w:rFonts w:cstheme="minorHAnsi"/>
+          <w:b/>
+          <w:bCs/>
+          <w:lang w:val="sr-Cyrl-RS"/>
+        </w:rPr>
+        <w:t>теме 5.5 Дељивост</w:t>
+      </w:r>
+      <w:r>
+        <w:rPr>
+          <w:rFonts w:cstheme="minorHAnsi"/>
+          <w:lang w:val="sr-Cyrl-RS"/>
+        </w:rPr>
+        <w:t xml:space="preserve"> на </w:t>
+      </w:r>
+      <w:r>
+        <w:rPr>
+          <w:rFonts w:cstheme="minorHAnsi"/>
+          <w:b/>
+          <w:bCs/>
+          <w:lang w:val="sr-Cyrl-RS"/>
+        </w:rPr>
+        <w:t>курсу на Петљи за 1. разред</w:t>
+      </w:r>
+      <w:r>
+        <w:rPr>
+          <w:rFonts w:cstheme="minorHAnsi"/>
+          <w:lang w:val="sr-Cyrl-RS"/>
+        </w:rPr>
+        <w:t>.</w:t>
+      </w:r>
+    </w:p>
+    <w:p>
+      <w:pPr>
+        <w:pStyle w:val="ListParagraph"/>
+        <w:numPr>
+          <w:ilvl w:val="0"/>
+          <w:numId w:val="9"/>
+        </w:numPr>
+        <w:spacing w:after="0" w:line="240" w:lineRule="auto"/>
+        <w:rPr>
+          <w:rFonts w:cstheme="minorHAnsi"/>
+          <w:lang w:val="sr-Cyrl-RS"/>
+        </w:rPr>
+      </w:pPr>
+      <w:r>
+        <w:rPr>
+          <w:rFonts w:cstheme="minorHAnsi"/>
+          <w:lang w:val="sr-Cyrl-RS"/>
+        </w:rPr>
+        <w:t xml:space="preserve">Препорука је и да се пажљиво прочита лекција </w:t>
       </w:r>
       <w:hyperlink r:id="rId12" w:history="1">
         <w:r>
@@ -21747,19 +22336,12 @@
           <w:ilvl w:val="0"/>
           <w:numId w:val="9"/>
         </w:numPr>
-        <w:spacing w:after="120" w:line="240" w:lineRule="auto"/>
-        <w:rPr>
-          <w:rFonts w:ascii="Calibri" w:eastAsia="Times New Roman" w:hAnsi="Calibri" w:cs="Times New Roman"/>
-          <w:lang w:val="sr-Cyrl-RS" w:eastAsia="sr-Latn-RS"/>
+        <w:spacing w:after="0" w:line="240" w:lineRule="auto"/>
+        <w:rPr>
+          <w:rFonts w:cstheme="minorHAnsi"/>
+          <w:lang w:val="sr-Cyrl-RS"/>
         </w:rPr>
       </w:pPr>
-      <w:r>
-        <w:rPr>
-          <w:rFonts w:cstheme="minorHAnsi"/>
-          <w:lang w:val="sr-Cyrl-RS"/>
-        </w:rPr>
-        <w:t xml:space="preserve">Обавезно пажљиво прочитати лекцију </w:t>
-      </w:r>
       <w:r>
         <w:rPr>
           <w:rFonts w:cstheme="minorHAnsi"/>
@@ -21767,14 +22349,21 @@
           <w:bCs/>
           <w:lang w:val="sr-Cyrl-RS"/>
         </w:rPr>
-        <w:t>Еуклидов алгоритам</w:t>
-      </w:r>
-      <w:r>
-        <w:rPr>
-          <w:rFonts w:cstheme="minorHAnsi"/>
-          <w:lang w:val="sr-Cyrl-RS"/>
-        </w:rPr>
-        <w:t xml:space="preserve"> у оквиру </w:t>
+        <w:t>Збирка</w:t>
+      </w:r>
+      <w:r>
+        <w:rPr>
+          <w:rFonts w:cstheme="minorHAnsi"/>
+          <w:lang w:val="sr-Cyrl-RS"/>
+        </w:rPr>
+        <w:t xml:space="preserve"> </w:t>
+      </w:r>
+      <w:r>
+        <w:rPr>
+          <w:rFonts w:cstheme="minorHAnsi"/>
+          <w:lang w:val="sr-Cyrl-RS"/>
+        </w:rPr>
+        <w:t xml:space="preserve">на Петљи: </w:t>
       </w:r>
       <w:r>
         <w:rPr>
@@ -21783,125 +22372,16 @@
           <w:bCs/>
           <w:lang w:val="sr-Cyrl-RS"/>
         </w:rPr>
-        <w:t>теме 5.5 Дељивост</w:t>
-      </w:r>
-      <w:r>
-        <w:rPr>
-          <w:rFonts w:cstheme="minorHAnsi"/>
-          <w:lang w:val="sr-Cyrl-RS"/>
-        </w:rPr>
-        <w:t xml:space="preserve"> на </w:t>
-      </w:r>
-      <w:r>
-        <w:rPr>
-          <w:rFonts w:cstheme="minorHAnsi"/>
-          <w:b/>
-          <w:bCs/>
-          <w:lang w:val="sr-Cyrl-RS"/>
-        </w:rPr>
-        <w:t>курсу на Петљи за 1. разред</w:t>
-      </w:r>
-      <w:r>
-        <w:rPr>
-          <w:rFonts w:cstheme="minorHAnsi"/>
-          <w:lang w:val="sr-Cyrl-RS"/>
-        </w:rPr>
-        <w:t>.</w:t>
-      </w:r>
-    </w:p>
-    <w:p>
-      <w:pPr>
-        <w:pStyle w:val="ListParagraph"/>
-        <w:numPr>
-          <w:ilvl w:val="0"/>
-          <w:numId w:val="9"/>
-        </w:numPr>
-        <w:spacing w:after="0" w:line="240" w:lineRule="auto"/>
-        <w:rPr>
-          <w:rFonts w:cstheme="minorHAnsi"/>
-          <w:lang w:val="sr-Cyrl-RS"/>
-        </w:rPr>
-      </w:pPr>
-      <w:r>
-        <w:rPr>
-          <w:rFonts w:cstheme="minorHAnsi"/>
-          <w:lang w:val="sr-Cyrl-RS"/>
-        </w:rPr>
-        <w:t xml:space="preserve">Препорука је и да се пажљиво прочита лекција </w:t>
+        <w:t>Методичка збирка задатака из основа програмирања</w:t>
+      </w:r>
+      <w:r>
+        <w:rPr>
+          <w:rFonts w:cstheme="minorHAnsi"/>
+          <w:lang w:val="sr-Cyrl-RS"/>
+        </w:rPr>
+        <w:t xml:space="preserve">: </w:t>
       </w:r>
       <w:hyperlink r:id="rId13" w:history="1">
-        <w:r>
-          <w:rPr>
-            <w:rStyle w:val="Hyperlink"/>
-            <w:rFonts w:cstheme="minorHAnsi"/>
-            <w:b/>
-            <w:bCs/>
-            <w:lang w:val="sr-Cyrl-RS"/>
-          </w:rPr>
-          <w:t>Еуклидов алгоритам</w:t>
-        </w:r>
-      </w:hyperlink>
-      <w:r>
-        <w:rPr>
-          <w:rFonts w:cstheme="minorHAnsi"/>
-          <w:lang w:val="sr-Cyrl-RS"/>
-        </w:rPr>
-        <w:t>.</w:t>
-      </w:r>
-    </w:p>
-    <w:p>
-      <w:pPr>
-        <w:pStyle w:val="ListParagraph"/>
-        <w:numPr>
-          <w:ilvl w:val="0"/>
-          <w:numId w:val="9"/>
-        </w:numPr>
-        <w:spacing w:after="0" w:line="240" w:lineRule="auto"/>
-        <w:rPr>
-          <w:rFonts w:cstheme="minorHAnsi"/>
-          <w:lang w:val="sr-Cyrl-RS"/>
-        </w:rPr>
-      </w:pPr>
-      <w:r>
-        <w:rPr>
-          <w:rFonts w:cstheme="minorHAnsi"/>
-          <w:b/>
-          <w:bCs/>
-          <w:lang w:val="sr-Cyrl-RS"/>
-        </w:rPr>
-        <w:t>Збирка</w:t>
-      </w:r>
-      <w:r>
-        <w:rPr>
-          <w:rFonts w:cstheme="minorHAnsi"/>
-          <w:lang w:val="sr-Cyrl-RS"/>
-        </w:rPr>
-        <w:t xml:space="preserve"> </w:t>
-      </w:r>
-      <w:r>
-        <w:rPr>
-          <w:rFonts w:cstheme="minorHAnsi"/>
-          <w:lang w:val="sr-Cyrl-RS"/>
-        </w:rPr>
-        <w:t xml:space="preserve">на Петљи: </w:t>
-      </w:r>
-      <w:r>
-        <w:rPr>
-          <w:rFonts w:cstheme="minorHAnsi"/>
-          <w:b/>
-          <w:bCs/>
-          <w:lang w:val="sr-Cyrl-RS"/>
-        </w:rPr>
-        <w:t>Методичка збирка задатака из основа програмирања</w:t>
-      </w:r>
-      <w:r>
-        <w:rPr>
-          <w:rFonts w:cstheme="minorHAnsi"/>
-          <w:lang w:val="sr-Cyrl-RS"/>
-        </w:rPr>
-        <w:t xml:space="preserve">: </w:t>
-      </w:r>
-      <w:hyperlink r:id="rId14" w:history="1">
         <w:r>
           <w:rPr>
             <w:rStyle w:val="Hyperlink"/>
@@ -21968,30 +22448,14 @@
         </w:rPr>
         <w:t xml:space="preserve">: </w:t>
       </w:r>
-      <w:hyperlink r:id="rId15" w:history="1">
+      <w:hyperlink r:id="rId14" w:history="1">
         <w:r>
           <w:rPr>
             <w:rStyle w:val="Hyperlink"/>
             <w:rFonts w:cstheme="minorHAnsi"/>
             <w:lang w:val="sr-Cyrl-RS"/>
           </w:rPr>
-          <w:t>Дељивост: НЗД и Еукл</w:t>
-        </w:r>
-        <w:r>
-          <w:rPr>
-            <w:rStyle w:val="Hyperlink"/>
-            <w:rFonts w:cstheme="minorHAnsi"/>
-            <w:lang w:val="sr-Cyrl-RS"/>
-          </w:rPr>
-          <w:t>и</w:t>
-        </w:r>
-        <w:r>
-          <w:rPr>
-            <w:rStyle w:val="Hyperlink"/>
-            <w:rFonts w:cstheme="minorHAnsi"/>
-            <w:lang w:val="sr-Cyrl-RS"/>
-          </w:rPr>
-          <w:t>дов алгоритам</w:t>
+          <w:t>Дељивост: НЗД и Еуклидов алгоритам</w:t>
         </w:r>
       </w:hyperlink>
       <w:r>
@@ -22029,7 +22493,7 @@
         </w:rPr>
         <w:t xml:space="preserve">: </w:t>
       </w:r>
-      <w:hyperlink r:id="rId16" w:history="1">
+      <w:hyperlink r:id="rId15" w:history="1">
         <w:r>
           <w:rPr>
             <w:rStyle w:val="Hyperlink"/>
@@ -22081,7 +22545,7 @@
         </w:rPr>
         <w:t xml:space="preserve"> </w:t>
       </w:r>
-      <w:hyperlink r:id="rId17" w:history="1">
+      <w:hyperlink r:id="rId16" w:history="1">
         <w:r>
           <w:rPr>
             <w:rStyle w:val="Hyperlink"/>
@@ -22145,7 +22609,7 @@
         </w:rPr>
         <w:t xml:space="preserve"> </w:t>
       </w:r>
-      <w:hyperlink r:id="rId18" w:history="1">
+      <w:hyperlink r:id="rId17" w:history="1">
         <w:r>
           <w:rPr>
             <w:rStyle w:val="Hyperlink"/>
@@ -22195,7 +22659,7 @@
         </w:rPr>
         <w:t xml:space="preserve">Арена: Задатак: </w:t>
       </w:r>
-      <w:hyperlink r:id="rId19" w:anchor="tab_132694" w:history="1">
+      <w:hyperlink r:id="rId18" w:anchor="tab_132694" w:history="1">
         <w:r>
           <w:rPr>
             <w:rStyle w:val="Hyperlink"/>
@@ -22233,7 +22697,7 @@
         </w:rPr>
         <w:t xml:space="preserve">Арена: Структурни тип: Задаци за вежбање: </w:t>
       </w:r>
-      <w:hyperlink r:id="rId20" w:history="1">
+      <w:hyperlink r:id="rId19" w:history="1">
         <w:r>
           <w:rPr>
             <w:rStyle w:val="Hyperlink"/>
@@ -22254,7 +22718,7 @@
       </w:r>
     </w:p>
     <w:sectPr>
-      <w:headerReference w:type="default" r:id="rId21"/>
+      <w:headerReference w:type="default" r:id="rId20"/>
       <w:pgSz w:w="11906" w:h="16838" w:code="9"/>
       <w:pgMar w:top="851" w:right="851" w:bottom="567" w:left="851" w:header="709" w:footer="709" w:gutter="0"/>
       <w:cols w:space="708"/>
@@ -22265,7 +22729,7 @@
 </file>
 
 <file path=word/endnotes.xml><?xml version="1.0" encoding="utf-8"?>
-<w:endnotes xmlns:wpc="http://schemas.microsoft.com/office/word/2010/wordprocessingCanvas" xmlns:cx="http://schemas.microsoft.com/office/drawing/2014/chartex" xmlns:cx1="http://schemas.microsoft.com/office/drawing/2015/9/8/chartex" xmlns:cx2="http://schemas.microsoft.com/office/drawing/2015/10/21/chartex" xmlns:cx3="http://schemas.microsoft.com/office/drawing/2016/5/9/chartex" xmlns:cx4="http://schemas.microsoft.com/office/drawing/2016/5/10/chartex" xmlns:cx5="http://schemas.microsoft.com/office/drawing/2016/5/11/chartex" xmlns:cx6="http://schemas.microsoft.com/office/drawing/2016/5/12/chartex" xmlns:cx7="http://schemas.microsoft.com/office/drawing/2016/5/13/chartex" xmlns:cx8="http://schemas.microsoft.com/office/drawing/2016/5/14/chartex" xmlns:mc="http://schemas.openxmlformats.org/markup-compatibility/2006" xmlns:aink="http://schemas.microsoft.com/office/drawing/2016/ink" xmlns:am3d="http://schemas.microsoft.com/office/drawing/2017/model3d" xmlns:o="urn:schemas-microsoft-com:office:office" xmlns:oel="http://schemas.microsoft.com/office/2019/extlst" xmlns:r="http://schemas.openxmlformats.org/officeDocument/2006/relationships" xmlns:m="http://schemas.openxmlformats.org/officeDocument/2006/math" xmlns:v="urn:schemas-microsoft-com:vml" xmlns:wp14="http://schemas.microsoft.com/office/word/2010/wordprocessingDrawing" xmlns:wp="http://schemas.openxmlformats.org/drawingml/2006/wordprocessingDrawing" xmlns:w10="urn:schemas-microsoft-com:office:word" xmlns:w="http://schemas.openxmlformats.org/wordprocessingml/2006/main" xmlns:w14="http://schemas.microsoft.com/office/word/2010/wordml" xmlns:w15="http://schemas.microsoft.com/office/word/2012/wordml" xmlns:w16cex="http://schemas.microsoft.com/office/word/2018/wordml/cex" xmlns:w16cid="http://schemas.microsoft.com/office/word/2016/wordml/cid" xmlns:w16="http://schemas.microsoft.com/office/word/2018/wordml" xmlns:w16du="http://schemas.microsoft.com/office/word/2023/wordml/word16du" xmlns:w16sdtdh="http://schemas.microsoft.com/office/word/2020/wordml/sdtdatahash" xmlns:w16sdtfl="http://schemas.microsoft.com/office/word/2024/wordml/sdtformatlock" xmlns:w16se="http://schemas.microsoft.com/office/word/2015/wordml/symex" xmlns:wpg="http://schemas.microsoft.com/office/word/2010/wordprocessingGroup" xmlns:wpi="http://schemas.microsoft.com/office/word/2010/wordprocessingInk" xmlns:wne="http://schemas.microsoft.com/office/word/2006/wordml" xmlns:wps="http://schemas.microsoft.com/office/word/2010/wordprocessingShape" mc:Ignorable="w14 w15 w16se w16cid w16 w16cex w16sdtdh w16sdtfl w16du wp14">
+<w:endnotes xmlns:wpc="http://schemas.microsoft.com/office/word/2010/wordprocessingCanvas" xmlns:cx="http://schemas.microsoft.com/office/drawing/2014/chartex" xmlns:cx1="http://schemas.microsoft.com/office/drawing/2015/9/8/chartex" xmlns:cx2="http://schemas.microsoft.com/office/drawing/2015/10/21/chartex" xmlns:cx3="http://schemas.microsoft.com/office/drawing/2016/5/9/chartex" xmlns:cx4="http://schemas.microsoft.com/office/drawing/2016/5/10/chartex" xmlns:cx5="http://schemas.microsoft.com/office/drawing/2016/5/11/chartex" xmlns:cx6="http://schemas.microsoft.com/office/drawing/2016/5/12/chartex" xmlns:cx7="http://schemas.microsoft.com/office/drawing/2016/5/13/chartex" xmlns:cx8="http://schemas.microsoft.com/office/drawing/2016/5/14/chartex" xmlns:mc="http://schemas.openxmlformats.org/markup-compatibility/2006" xmlns:aink="http://schemas.microsoft.com/office/drawing/2016/ink" xmlns:am3d="http://schemas.microsoft.com/office/drawing/2017/model3d" xmlns:o="urn:schemas-microsoft-com:office:office" xmlns:r="http://schemas.openxmlformats.org/officeDocument/2006/relationships" xmlns:m="http://schemas.openxmlformats.org/officeDocument/2006/math" xmlns:v="urn:schemas-microsoft-com:vml" xmlns:wp14="http://schemas.microsoft.com/office/word/2010/wordprocessingDrawing" xmlns:wp="http://schemas.openxmlformats.org/drawingml/2006/wordprocessingDrawing" xmlns:w10="urn:schemas-microsoft-com:office:word" xmlns:w="http://schemas.openxmlformats.org/wordprocessingml/2006/main" xmlns:w14="http://schemas.microsoft.com/office/word/2010/wordml" xmlns:w15="http://schemas.microsoft.com/office/word/2012/wordml" xmlns:w16cex="http://schemas.microsoft.com/office/word/2018/wordml/cex" xmlns:w16cid="http://schemas.microsoft.com/office/word/2016/wordml/cid" xmlns:w16="http://schemas.microsoft.com/office/word/2018/wordml" xmlns:w16se="http://schemas.microsoft.com/office/word/2015/wordml/symex" xmlns:wpg="http://schemas.microsoft.com/office/word/2010/wordprocessingGroup" xmlns:wpi="http://schemas.microsoft.com/office/word/2010/wordprocessingInk" xmlns:wne="http://schemas.microsoft.com/office/word/2006/wordml" xmlns:wps="http://schemas.microsoft.com/office/word/2010/wordprocessingShape" mc:Ignorable="w14 w15 w16se w16cid w16 w16cex wp14">
   <w:endnote w:type="separator" w:id="-1">
     <w:p>
       <w:pPr>
@@ -22290,7 +22754,7 @@
 </file>
 
 <file path=word/footnotes.xml><?xml version="1.0" encoding="utf-8"?>
-<w:footnotes xmlns:wpc="http://schemas.microsoft.com/office/word/2010/wordprocessingCanvas" xmlns:cx="http://schemas.microsoft.com/office/drawing/2014/chartex" xmlns:cx1="http://schemas.microsoft.com/office/drawing/2015/9/8/chartex" xmlns:cx2="http://schemas.microsoft.com/office/drawing/2015/10/21/chartex" xmlns:cx3="http://schemas.microsoft.com/office/drawing/2016/5/9/chartex" xmlns:cx4="http://schemas.microsoft.com/office/drawing/2016/5/10/chartex" xmlns:cx5="http://schemas.microsoft.com/office/drawing/2016/5/11/chartex" xmlns:cx6="http://schemas.microsoft.com/office/drawing/2016/5/12/chartex" xmlns:cx7="http://schemas.microsoft.com/office/drawing/2016/5/13/chartex" xmlns:cx8="http://schemas.microsoft.com/office/drawing/2016/5/14/chartex" xmlns:mc="http://schemas.openxmlformats.org/markup-compatibility/2006" xmlns:aink="http://schemas.microsoft.com/office/drawing/2016/ink" xmlns:am3d="http://schemas.microsoft.com/office/drawing/2017/model3d" xmlns:o="urn:schemas-microsoft-com:office:office" xmlns:oel="http://schemas.microsoft.com/office/2019/extlst" xmlns:r="http://schemas.openxmlformats.org/officeDocument/2006/relationships" xmlns:m="http://schemas.openxmlformats.org/officeDocument/2006/math" xmlns:v="urn:schemas-microsoft-com:vml" xmlns:wp14="http://schemas.microsoft.com/office/word/2010/wordprocessingDrawing" xmlns:wp="http://schemas.openxmlformats.org/drawingml/2006/wordprocessingDrawing" xmlns:w10="urn:schemas-microsoft-com:office:word" xmlns:w="http://schemas.openxmlformats.org/wordprocessingml/2006/main" xmlns:w14="http://schemas.microsoft.com/office/word/2010/wordml" xmlns:w15="http://schemas.microsoft.com/office/word/2012/wordml" xmlns:w16cex="http://schemas.microsoft.com/office/word/2018/wordml/cex" xmlns:w16cid="http://schemas.microsoft.com/office/word/2016/wordml/cid" xmlns:w16="http://schemas.microsoft.com/office/word/2018/wordml" xmlns:w16du="http://schemas.microsoft.com/office/word/2023/wordml/word16du" xmlns:w16sdtdh="http://schemas.microsoft.com/office/word/2020/wordml/sdtdatahash" xmlns:w16sdtfl="http://schemas.microsoft.com/office/word/2024/wordml/sdtformatlock" xmlns:w16se="http://schemas.microsoft.com/office/word/2015/wordml/symex" xmlns:wpg="http://schemas.microsoft.com/office/word/2010/wordprocessingGroup" xmlns:wpi="http://schemas.microsoft.com/office/word/2010/wordprocessingInk" xmlns:wne="http://schemas.microsoft.com/office/word/2006/wordml" xmlns:wps="http://schemas.microsoft.com/office/word/2010/wordprocessingShape" mc:Ignorable="w14 w15 w16se w16cid w16 w16cex w16sdtdh w16sdtfl w16du wp14">
+<w:footnotes xmlns:wpc="http://schemas.microsoft.com/office/word/2010/wordprocessingCanvas" xmlns:cx="http://schemas.microsoft.com/office/drawing/2014/chartex" xmlns:cx1="http://schemas.microsoft.com/office/drawing/2015/9/8/chartex" xmlns:cx2="http://schemas.microsoft.com/office/drawing/2015/10/21/chartex" xmlns:cx3="http://schemas.microsoft.com/office/drawing/2016/5/9/chartex" xmlns:cx4="http://schemas.microsoft.com/office/drawing/2016/5/10/chartex" xmlns:cx5="http://schemas.microsoft.com/office/drawing/2016/5/11/chartex" xmlns:cx6="http://schemas.microsoft.com/office/drawing/2016/5/12/chartex" xmlns:cx7="http://schemas.microsoft.com/office/drawing/2016/5/13/chartex" xmlns:cx8="http://schemas.microsoft.com/office/drawing/2016/5/14/chartex" xmlns:mc="http://schemas.openxmlformats.org/markup-compatibility/2006" xmlns:aink="http://schemas.microsoft.com/office/drawing/2016/ink" xmlns:am3d="http://schemas.microsoft.com/office/drawing/2017/model3d" xmlns:o="urn:schemas-microsoft-com:office:office" xmlns:r="http://schemas.openxmlformats.org/officeDocument/2006/relationships" xmlns:m="http://schemas.openxmlformats.org/officeDocument/2006/math" xmlns:v="urn:schemas-microsoft-com:vml" xmlns:wp14="http://schemas.microsoft.com/office/word/2010/wordprocessingDrawing" xmlns:wp="http://schemas.openxmlformats.org/drawingml/2006/wordprocessingDrawing" xmlns:w10="urn:schemas-microsoft-com:office:word" xmlns:w="http://schemas.openxmlformats.org/wordprocessingml/2006/main" xmlns:w14="http://schemas.microsoft.com/office/word/2010/wordml" xmlns:w15="http://schemas.microsoft.com/office/word/2012/wordml" xmlns:w16cex="http://schemas.microsoft.com/office/word/2018/wordml/cex" xmlns:w16cid="http://schemas.microsoft.com/office/word/2016/wordml/cid" xmlns:w16="http://schemas.microsoft.com/office/word/2018/wordml" xmlns:w16se="http://schemas.microsoft.com/office/word/2015/wordml/symex" xmlns:wpg="http://schemas.microsoft.com/office/word/2010/wordprocessingGroup" xmlns:wpi="http://schemas.microsoft.com/office/word/2010/wordprocessingInk" xmlns:wne="http://schemas.microsoft.com/office/word/2006/wordml" xmlns:wps="http://schemas.microsoft.com/office/word/2010/wordprocessingShape" mc:Ignorable="w14 w15 w16se w16cid w16 w16cex wp14">
   <w:footnote w:type="separator" w:id="-1">
     <w:p>
       <w:pPr>
@@ -22315,7 +22779,7 @@
 </file>
 
 <file path=word/header1.xml><?xml version="1.0" encoding="utf-8"?>
-<w:hdr xmlns:wpc="http://schemas.microsoft.com/office/word/2010/wordprocessingCanvas" xmlns:cx="http://schemas.microsoft.com/office/drawing/2014/chartex" xmlns:cx1="http://schemas.microsoft.com/office/drawing/2015/9/8/chartex" xmlns:cx2="http://schemas.microsoft.com/office/drawing/2015/10/21/chartex" xmlns:cx3="http://schemas.microsoft.com/office/drawing/2016/5/9/chartex" xmlns:cx4="http://schemas.microsoft.com/office/drawing/2016/5/10/chartex" xmlns:cx5="http://schemas.microsoft.com/office/drawing/2016/5/11/chartex" xmlns:cx6="http://schemas.microsoft.com/office/drawing/2016/5/12/chartex" xmlns:cx7="http://schemas.microsoft.com/office/drawing/2016/5/13/chartex" xmlns:cx8="http://schemas.microsoft.com/office/drawing/2016/5/14/chartex" xmlns:mc="http://schemas.openxmlformats.org/markup-compatibility/2006" xmlns:aink="http://schemas.microsoft.com/office/drawing/2016/ink" xmlns:am3d="http://schemas.microsoft.com/office/drawing/2017/model3d" xmlns:o="urn:schemas-microsoft-com:office:office" xmlns:oel="http://schemas.microsoft.com/office/2019/extlst" xmlns:r="http://schemas.openxmlformats.org/officeDocument/2006/relationships" xmlns:m="http://schemas.openxmlformats.org/officeDocument/2006/math" xmlns:v="urn:schemas-microsoft-com:vml" xmlns:wp14="http://schemas.microsoft.com/office/word/2010/wordprocessingDrawing" xmlns:wp="http://schemas.openxmlformats.org/drawingml/2006/wordprocessingDrawing" xmlns:w10="urn:schemas-microsoft-com:office:word" xmlns:w="http://schemas.openxmlformats.org/wordprocessingml/2006/main" xmlns:w14="http://schemas.microsoft.com/office/word/2010/wordml" xmlns:w15="http://schemas.microsoft.com/office/word/2012/wordml" xmlns:w16cex="http://schemas.microsoft.com/office/word/2018/wordml/cex" xmlns:w16cid="http://schemas.microsoft.com/office/word/2016/wordml/cid" xmlns:w16="http://schemas.microsoft.com/office/word/2018/wordml" xmlns:w16du="http://schemas.microsoft.com/office/word/2023/wordml/word16du" xmlns:w16sdtdh="http://schemas.microsoft.com/office/word/2020/wordml/sdtdatahash" xmlns:w16sdtfl="http://schemas.microsoft.com/office/word/2024/wordml/sdtformatlock" xmlns:w16se="http://schemas.microsoft.com/office/word/2015/wordml/symex" xmlns:wpg="http://schemas.microsoft.com/office/word/2010/wordprocessingGroup" xmlns:wpi="http://schemas.microsoft.com/office/word/2010/wordprocessingInk" xmlns:wne="http://schemas.microsoft.com/office/word/2006/wordml" xmlns:wps="http://schemas.microsoft.com/office/word/2010/wordprocessingShape" mc:Ignorable="w14 w15 w16se w16cid w16 w16cex w16sdtdh w16sdtfl w16du wp14">
+<w:hdr xmlns:wpc="http://schemas.microsoft.com/office/word/2010/wordprocessingCanvas" xmlns:cx="http://schemas.microsoft.com/office/drawing/2014/chartex" xmlns:cx1="http://schemas.microsoft.com/office/drawing/2015/9/8/chartex" xmlns:cx2="http://schemas.microsoft.com/office/drawing/2015/10/21/chartex" xmlns:cx3="http://schemas.microsoft.com/office/drawing/2016/5/9/chartex" xmlns:cx4="http://schemas.microsoft.com/office/drawing/2016/5/10/chartex" xmlns:cx5="http://schemas.microsoft.com/office/drawing/2016/5/11/chartex" xmlns:cx6="http://schemas.microsoft.com/office/drawing/2016/5/12/chartex" xmlns:cx7="http://schemas.microsoft.com/office/drawing/2016/5/13/chartex" xmlns:cx8="http://schemas.microsoft.com/office/drawing/2016/5/14/chartex" xmlns:mc="http://schemas.openxmlformats.org/markup-compatibility/2006" xmlns:aink="http://schemas.microsoft.com/office/drawing/2016/ink" xmlns:am3d="http://schemas.microsoft.com/office/drawing/2017/model3d" xmlns:o="urn:schemas-microsoft-com:office:office" xmlns:r="http://schemas.openxmlformats.org/officeDocument/2006/relationships" xmlns:m="http://schemas.openxmlformats.org/officeDocument/2006/math" xmlns:v="urn:schemas-microsoft-com:vml" xmlns:wp14="http://schemas.microsoft.com/office/word/2010/wordprocessingDrawing" xmlns:wp="http://schemas.openxmlformats.org/drawingml/2006/wordprocessingDrawing" xmlns:w10="urn:schemas-microsoft-com:office:word" xmlns:w="http://schemas.openxmlformats.org/wordprocessingml/2006/main" xmlns:w14="http://schemas.microsoft.com/office/word/2010/wordml" xmlns:w15="http://schemas.microsoft.com/office/word/2012/wordml" xmlns:w16cex="http://schemas.microsoft.com/office/word/2018/wordml/cex" xmlns:w16cid="http://schemas.microsoft.com/office/word/2016/wordml/cid" xmlns:w16="http://schemas.microsoft.com/office/word/2018/wordml" xmlns:w16se="http://schemas.microsoft.com/office/word/2015/wordml/symex" xmlns:wpg="http://schemas.microsoft.com/office/word/2010/wordprocessingGroup" xmlns:wpi="http://schemas.microsoft.com/office/word/2010/wordprocessingInk" xmlns:wne="http://schemas.microsoft.com/office/word/2006/wordml" xmlns:wps="http://schemas.microsoft.com/office/word/2010/wordprocessingShape" mc:Ignorable="w14 w15 w16se w16cid w16 w16cex wp14">
   <w:sdt>
     <w:sdtPr>
       <w:rPr>
@@ -22328,6 +22792,7 @@
         <w:docPartUnique/>
       </w:docPartObj>
     </w:sdtPr>
+    <w:sdtEndPr/>
     <w:sdtContent>
       <w:p>
         <w:pPr>
@@ -22605,7 +23070,7 @@
 </file>
 
 <file path=word/numbering.xml><?xml version="1.0" encoding="utf-8"?>
-<w:numbering xmlns:wpc="http://schemas.microsoft.com/office/word/2010/wordprocessingCanvas" xmlns:cx="http://schemas.microsoft.com/office/drawing/2014/chartex" xmlns:cx1="http://schemas.microsoft.com/office/drawing/2015/9/8/chartex" xmlns:cx2="http://schemas.microsoft.com/office/drawing/2015/10/21/chartex" xmlns:cx3="http://schemas.microsoft.com/office/drawing/2016/5/9/chartex" xmlns:cx4="http://schemas.microsoft.com/office/drawing/2016/5/10/chartex" xmlns:cx5="http://schemas.microsoft.com/office/drawing/2016/5/11/chartex" xmlns:cx6="http://schemas.microsoft.com/office/drawing/2016/5/12/chartex" xmlns:cx7="http://schemas.microsoft.com/office/drawing/2016/5/13/chartex" xmlns:cx8="http://schemas.microsoft.com/office/drawing/2016/5/14/chartex" xmlns:mc="http://schemas.openxmlformats.org/markup-compatibility/2006" xmlns:aink="http://schemas.microsoft.com/office/drawing/2016/ink" xmlns:am3d="http://schemas.microsoft.com/office/drawing/2017/model3d" xmlns:o="urn:schemas-microsoft-com:office:office" xmlns:oel="http://schemas.microsoft.com/office/2019/extlst" xmlns:r="http://schemas.openxmlformats.org/officeDocument/2006/relationships" xmlns:m="http://schemas.openxmlformats.org/officeDocument/2006/math" xmlns:v="urn:schemas-microsoft-com:vml" xmlns:wp14="http://schemas.microsoft.com/office/word/2010/wordprocessingDrawing" xmlns:wp="http://schemas.openxmlformats.org/drawingml/2006/wordprocessingDrawing" xmlns:w10="urn:schemas-microsoft-com:office:word" xmlns:w="http://schemas.openxmlformats.org/wordprocessingml/2006/main" xmlns:w14="http://schemas.microsoft.com/office/word/2010/wordml" xmlns:w15="http://schemas.microsoft.com/office/word/2012/wordml" xmlns:w16cex="http://schemas.microsoft.com/office/word/2018/wordml/cex" xmlns:w16cid="http://schemas.microsoft.com/office/word/2016/wordml/cid" xmlns:w16="http://schemas.microsoft.com/office/word/2018/wordml" xmlns:w16du="http://schemas.microsoft.com/office/word/2023/wordml/word16du" xmlns:w16sdtdh="http://schemas.microsoft.com/office/word/2020/wordml/sdtdatahash" xmlns:w16sdtfl="http://schemas.microsoft.com/office/word/2024/wordml/sdtformatlock" xmlns:w16se="http://schemas.microsoft.com/office/word/2015/wordml/symex" xmlns:wpg="http://schemas.microsoft.com/office/word/2010/wordprocessingGroup" xmlns:wpi="http://schemas.microsoft.com/office/word/2010/wordprocessingInk" xmlns:wne="http://schemas.microsoft.com/office/word/2006/wordml" xmlns:wps="http://schemas.microsoft.com/office/word/2010/wordprocessingShape" mc:Ignorable="w14 w15 w16se w16cid w16 w16cex w16sdtdh w16sdtfl w16du wp14">
+<w:numbering xmlns:wpc="http://schemas.microsoft.com/office/word/2010/wordprocessingCanvas" xmlns:cx="http://schemas.microsoft.com/office/drawing/2014/chartex" xmlns:cx1="http://schemas.microsoft.com/office/drawing/2015/9/8/chartex" xmlns:cx2="http://schemas.microsoft.com/office/drawing/2015/10/21/chartex" xmlns:cx3="http://schemas.microsoft.com/office/drawing/2016/5/9/chartex" xmlns:cx4="http://schemas.microsoft.com/office/drawing/2016/5/10/chartex" xmlns:cx5="http://schemas.microsoft.com/office/drawing/2016/5/11/chartex" xmlns:cx6="http://schemas.microsoft.com/office/drawing/2016/5/12/chartex" xmlns:cx7="http://schemas.microsoft.com/office/drawing/2016/5/13/chartex" xmlns:cx8="http://schemas.microsoft.com/office/drawing/2016/5/14/chartex" xmlns:mc="http://schemas.openxmlformats.org/markup-compatibility/2006" xmlns:aink="http://schemas.microsoft.com/office/drawing/2016/ink" xmlns:am3d="http://schemas.microsoft.com/office/drawing/2017/model3d" xmlns:o="urn:schemas-microsoft-com:office:office" xmlns:r="http://schemas.openxmlformats.org/officeDocument/2006/relationships" xmlns:m="http://schemas.openxmlformats.org/officeDocument/2006/math" xmlns:v="urn:schemas-microsoft-com:vml" xmlns:wp14="http://schemas.microsoft.com/office/word/2010/wordprocessingDrawing" xmlns:wp="http://schemas.openxmlformats.org/drawingml/2006/wordprocessingDrawing" xmlns:w10="urn:schemas-microsoft-com:office:word" xmlns:w="http://schemas.openxmlformats.org/wordprocessingml/2006/main" xmlns:w14="http://schemas.microsoft.com/office/word/2010/wordml" xmlns:w15="http://schemas.microsoft.com/office/word/2012/wordml" xmlns:w16cex="http://schemas.microsoft.com/office/word/2018/wordml/cex" xmlns:w16cid="http://schemas.microsoft.com/office/word/2016/wordml/cid" xmlns:w16="http://schemas.microsoft.com/office/word/2018/wordml" xmlns:w16se="http://schemas.microsoft.com/office/word/2015/wordml/symex" xmlns:wpg="http://schemas.microsoft.com/office/word/2010/wordprocessingGroup" xmlns:wpi="http://schemas.microsoft.com/office/word/2010/wordprocessingInk" xmlns:wne="http://schemas.microsoft.com/office/word/2006/wordml" xmlns:wps="http://schemas.microsoft.com/office/word/2010/wordprocessingShape" mc:Ignorable="w14 w15 w16se w16cid w16 w16cex wp14">
   <w:abstractNum w:abstractNumId="0" w15:restartNumberingAfterBreak="0">
     <w:nsid w:val="0A9E12CE"/>
     <w:multiLevelType w:val="hybridMultilevel"/>
@@ -24175,52 +24640,52 @@
       </w:rPr>
     </w:lvl>
   </w:abstractNum>
-  <w:num w:numId="1" w16cid:durableId="1778139549">
+  <w:num w:numId="1">
     <w:abstractNumId w:val="3"/>
   </w:num>
-  <w:num w:numId="2" w16cid:durableId="1595820902">
+  <w:num w:numId="2">
     <w:abstractNumId w:val="2"/>
   </w:num>
-  <w:num w:numId="3" w16cid:durableId="1037504299">
+  <w:num w:numId="3">
     <w:abstractNumId w:val="5"/>
   </w:num>
-  <w:num w:numId="4" w16cid:durableId="1036807715">
+  <w:num w:numId="4">
     <w:abstractNumId w:val="14"/>
   </w:num>
-  <w:num w:numId="5" w16cid:durableId="663124994">
+  <w:num w:numId="5">
     <w:abstractNumId w:val="12"/>
   </w:num>
-  <w:num w:numId="6" w16cid:durableId="45227168">
+  <w:num w:numId="6">
     <w:abstractNumId w:val="7"/>
   </w:num>
-  <w:num w:numId="7" w16cid:durableId="305669218">
+  <w:num w:numId="7">
     <w:abstractNumId w:val="10"/>
   </w:num>
-  <w:num w:numId="8" w16cid:durableId="1678657778">
+  <w:num w:numId="8">
     <w:abstractNumId w:val="15"/>
   </w:num>
-  <w:num w:numId="9" w16cid:durableId="165677587">
+  <w:num w:numId="9">
     <w:abstractNumId w:val="0"/>
   </w:num>
-  <w:num w:numId="10" w16cid:durableId="707490047">
+  <w:num w:numId="10">
     <w:abstractNumId w:val="11"/>
   </w:num>
-  <w:num w:numId="11" w16cid:durableId="1796673383">
+  <w:num w:numId="11">
     <w:abstractNumId w:val="9"/>
   </w:num>
-  <w:num w:numId="12" w16cid:durableId="1182547384">
+  <w:num w:numId="12">
     <w:abstractNumId w:val="1"/>
   </w:num>
-  <w:num w:numId="13" w16cid:durableId="948782709">
+  <w:num w:numId="13">
     <w:abstractNumId w:val="13"/>
   </w:num>
-  <w:num w:numId="14" w16cid:durableId="793402748">
+  <w:num w:numId="14">
     <w:abstractNumId w:val="6"/>
   </w:num>
-  <w:num w:numId="15" w16cid:durableId="1053774255">
+  <w:num w:numId="15">
     <w:abstractNumId w:val="8"/>
   </w:num>
-  <w:num w:numId="16" w16cid:durableId="1749303512">
+  <w:num w:numId="16">
     <w:abstractNumId w:val="4"/>
   </w:num>
   <w:numIdMacAtCleanup w:val="10"/>
@@ -24228,7 +24693,7 @@
 </file>
 
 <file path=word/styles.xml><?xml version="1.0" encoding="utf-8"?>
-<w:styles xmlns:mc="http://schemas.openxmlformats.org/markup-compatibility/2006" xmlns:r="http://schemas.openxmlformats.org/officeDocument/2006/relationships" xmlns:w="http://schemas.openxmlformats.org/wordprocessingml/2006/main" xmlns:w14="http://schemas.microsoft.com/office/word/2010/wordml" xmlns:w15="http://schemas.microsoft.com/office/word/2012/wordml" xmlns:w16cex="http://schemas.microsoft.com/office/word/2018/wordml/cex" xmlns:w16cid="http://schemas.microsoft.com/office/word/2016/wordml/cid" xmlns:w16="http://schemas.microsoft.com/office/word/2018/wordml" xmlns:w16du="http://schemas.microsoft.com/office/word/2023/wordml/word16du" xmlns:w16sdtdh="http://schemas.microsoft.com/office/word/2020/wordml/sdtdatahash" xmlns:w16sdtfl="http://schemas.microsoft.com/office/word/2024/wordml/sdtformatlock" xmlns:w16se="http://schemas.microsoft.com/office/word/2015/wordml/symex" mc:Ignorable="w14 w15 w16se w16cid w16 w16cex w16sdtdh w16sdtfl w16du">
+<w:styles xmlns:mc="http://schemas.openxmlformats.org/markup-compatibility/2006" xmlns:r="http://schemas.openxmlformats.org/officeDocument/2006/relationships" xmlns:w="http://schemas.openxmlformats.org/wordprocessingml/2006/main" xmlns:w14="http://schemas.microsoft.com/office/word/2010/wordml" xmlns:w15="http://schemas.microsoft.com/office/word/2012/wordml" xmlns:w16cex="http://schemas.microsoft.com/office/word/2018/wordml/cex" xmlns:w16cid="http://schemas.microsoft.com/office/word/2016/wordml/cid" xmlns:w16="http://schemas.microsoft.com/office/word/2018/wordml" xmlns:w16se="http://schemas.microsoft.com/office/word/2015/wordml/symex" mc:Ignorable="w14 w15 w16se w16cid w16 w16cex">
   <w:docDefaults>
     <w:rPrDefault>
       <w:rPr>
